--- a/documentation/PawMatch_LLM_Architecture.docx
+++ b/documentation/PawMatch_LLM_Architecture.docx
@@ -7,6 +7,7 @@
         <w:pStyle w:val="Titre1"/>
         <w:jc w:val="center"/>
       </w:pPr>
+      <w:bookmarkStart w:id="0" w:name="_Toc230612894"/>
       <w:proofErr w:type="spellStart"/>
       <w:r>
         <w:t>PawMatch</w:t>
@@ -23,6 +24,3223 @@
       <w:r>
         <w:t xml:space="preserve"> LLM Architecture</w:t>
       </w:r>
+      <w:bookmarkEnd w:id="0"/>
+    </w:p>
+    <w:p>
+      <w:pPr>
+        <w:pStyle w:val="Titre1"/>
+      </w:pPr>
+    </w:p>
+    <w:p>
+      <w:pPr>
+        <w:pStyle w:val="Titre1"/>
+        <w:jc w:val="center"/>
+      </w:pPr>
+    </w:p>
+    <w:sdt>
+      <w:sdtPr>
+        <w:id w:val="816690470"/>
+        <w:docPartObj>
+          <w:docPartGallery w:val="Table of Contents"/>
+          <w:docPartUnique/>
+        </w:docPartObj>
+      </w:sdtPr>
+      <w:sdtEndPr>
+        <w:rPr>
+          <w:rFonts w:ascii="Times New Roman" w:eastAsia="Times New Roman" w:hAnsi="Times New Roman" w:cs="Times New Roman"/>
+          <w:b/>
+          <w:bCs/>
+          <w:color w:val="auto"/>
+          <w:sz w:val="24"/>
+          <w:szCs w:val="24"/>
+        </w:rPr>
+      </w:sdtEndPr>
+      <w:sdtContent>
+        <w:p>
+          <w:pPr>
+            <w:pStyle w:val="En-ttedetabledesmatires"/>
+          </w:pPr>
+          <w:r>
+            <w:t>Table des matières</w:t>
+          </w:r>
+        </w:p>
+        <w:p>
+          <w:pPr>
+            <w:pStyle w:val="TM1"/>
+            <w:tabs>
+              <w:tab w:val="right" w:leader="dot" w:pos="9016"/>
+            </w:tabs>
+            <w:rPr>
+              <w:noProof/>
+            </w:rPr>
+          </w:pPr>
+          <w:r>
+            <w:fldChar w:fldCharType="begin"/>
+          </w:r>
+          <w:r>
+            <w:instrText xml:space="preserve"> TOC \o "1-3" \h \z \u </w:instrText>
+          </w:r>
+          <w:r>
+            <w:fldChar w:fldCharType="separate"/>
+          </w:r>
+          <w:hyperlink w:anchor="_Toc230612894" w:history="1">
+            <w:r>
+              <w:rPr>
+                <w:rStyle w:val="Lienhypertexte"/>
+                <w:noProof/>
+              </w:rPr>
+              <w:t>PawMatch : Chatbot LLM Architecture</w:t>
+            </w:r>
+            <w:r>
+              <w:rPr>
+                <w:noProof/>
+                <w:webHidden/>
+              </w:rPr>
+              <w:tab/>
+            </w:r>
+            <w:r>
+              <w:rPr>
+                <w:noProof/>
+                <w:webHidden/>
+              </w:rPr>
+              <w:fldChar w:fldCharType="begin"/>
+            </w:r>
+            <w:r>
+              <w:rPr>
+                <w:noProof/>
+                <w:webHidden/>
+              </w:rPr>
+              <w:instrText xml:space="preserve"> PAGEREF _Toc230612894 \h </w:instrText>
+            </w:r>
+            <w:r>
+              <w:rPr>
+                <w:noProof/>
+                <w:webHidden/>
+              </w:rPr>
+            </w:r>
+            <w:r>
+              <w:rPr>
+                <w:noProof/>
+                <w:webHidden/>
+              </w:rPr>
+              <w:fldChar w:fldCharType="separate"/>
+            </w:r>
+            <w:r>
+              <w:rPr>
+                <w:noProof/>
+                <w:webHidden/>
+              </w:rPr>
+              <w:t>1</w:t>
+            </w:r>
+            <w:r>
+              <w:rPr>
+                <w:noProof/>
+                <w:webHidden/>
+              </w:rPr>
+              <w:fldChar w:fldCharType="end"/>
+            </w:r>
+          </w:hyperlink>
+        </w:p>
+        <w:p>
+          <w:pPr>
+            <w:pStyle w:val="TM2"/>
+            <w:tabs>
+              <w:tab w:val="left" w:pos="720"/>
+              <w:tab w:val="right" w:leader="dot" w:pos="9016"/>
+            </w:tabs>
+            <w:rPr>
+              <w:noProof/>
+            </w:rPr>
+          </w:pPr>
+          <w:hyperlink w:anchor="_Toc230612895" w:history="1">
+            <w:r>
+              <w:rPr>
+                <w:rStyle w:val="Lienhypertexte"/>
+                <w:noProof/>
+              </w:rPr>
+              <w:t>1.</w:t>
+            </w:r>
+            <w:r>
+              <w:rPr>
+                <w:noProof/>
+              </w:rPr>
+              <w:tab/>
+            </w:r>
+            <w:r>
+              <w:rPr>
+                <w:rStyle w:val="Lienhypertexte"/>
+                <w:noProof/>
+              </w:rPr>
+              <w:t>Vue d'ensemble du système</w:t>
+            </w:r>
+            <w:r>
+              <w:rPr>
+                <w:noProof/>
+                <w:webHidden/>
+              </w:rPr>
+              <w:tab/>
+            </w:r>
+            <w:r>
+              <w:rPr>
+                <w:noProof/>
+                <w:webHidden/>
+              </w:rPr>
+              <w:fldChar w:fldCharType="begin"/>
+            </w:r>
+            <w:r>
+              <w:rPr>
+                <w:noProof/>
+                <w:webHidden/>
+              </w:rPr>
+              <w:instrText xml:space="preserve"> PAGEREF _Toc230612895 \h </w:instrText>
+            </w:r>
+            <w:r>
+              <w:rPr>
+                <w:noProof/>
+                <w:webHidden/>
+              </w:rPr>
+            </w:r>
+            <w:r>
+              <w:rPr>
+                <w:noProof/>
+                <w:webHidden/>
+              </w:rPr>
+              <w:fldChar w:fldCharType="separate"/>
+            </w:r>
+            <w:r>
+              <w:rPr>
+                <w:noProof/>
+                <w:webHidden/>
+              </w:rPr>
+              <w:t>1</w:t>
+            </w:r>
+            <w:r>
+              <w:rPr>
+                <w:noProof/>
+                <w:webHidden/>
+              </w:rPr>
+              <w:fldChar w:fldCharType="end"/>
+            </w:r>
+          </w:hyperlink>
+        </w:p>
+        <w:p>
+          <w:pPr>
+            <w:pStyle w:val="TM2"/>
+            <w:tabs>
+              <w:tab w:val="left" w:pos="720"/>
+              <w:tab w:val="right" w:leader="dot" w:pos="9016"/>
+            </w:tabs>
+            <w:rPr>
+              <w:noProof/>
+            </w:rPr>
+          </w:pPr>
+          <w:hyperlink w:anchor="_Toc230612896" w:history="1">
+            <w:r>
+              <w:rPr>
+                <w:rStyle w:val="Lienhypertexte"/>
+                <w:noProof/>
+              </w:rPr>
+              <w:t>2.</w:t>
+            </w:r>
+            <w:r>
+              <w:rPr>
+                <w:noProof/>
+              </w:rPr>
+              <w:tab/>
+            </w:r>
+            <w:r>
+              <w:rPr>
+                <w:rStyle w:val="Lienhypertexte"/>
+                <w:noProof/>
+              </w:rPr>
+              <w:t>Base de données</w:t>
+            </w:r>
+            <w:r>
+              <w:rPr>
+                <w:noProof/>
+                <w:webHidden/>
+              </w:rPr>
+              <w:tab/>
+            </w:r>
+            <w:r>
+              <w:rPr>
+                <w:noProof/>
+                <w:webHidden/>
+              </w:rPr>
+              <w:fldChar w:fldCharType="begin"/>
+            </w:r>
+            <w:r>
+              <w:rPr>
+                <w:noProof/>
+                <w:webHidden/>
+              </w:rPr>
+              <w:instrText xml:space="preserve"> PAGEREF _Toc230612896 \h </w:instrText>
+            </w:r>
+            <w:r>
+              <w:rPr>
+                <w:noProof/>
+                <w:webHidden/>
+              </w:rPr>
+            </w:r>
+            <w:r>
+              <w:rPr>
+                <w:noProof/>
+                <w:webHidden/>
+              </w:rPr>
+              <w:fldChar w:fldCharType="separate"/>
+            </w:r>
+            <w:r>
+              <w:rPr>
+                <w:noProof/>
+                <w:webHidden/>
+              </w:rPr>
+              <w:t>3</w:t>
+            </w:r>
+            <w:r>
+              <w:rPr>
+                <w:noProof/>
+                <w:webHidden/>
+              </w:rPr>
+              <w:fldChar w:fldCharType="end"/>
+            </w:r>
+          </w:hyperlink>
+        </w:p>
+        <w:p>
+          <w:pPr>
+            <w:pStyle w:val="TM3"/>
+            <w:tabs>
+              <w:tab w:val="right" w:leader="dot" w:pos="9016"/>
+            </w:tabs>
+            <w:rPr>
+              <w:noProof/>
+            </w:rPr>
+          </w:pPr>
+          <w:hyperlink w:anchor="_Toc230612897" w:history="1">
+            <w:r>
+              <w:rPr>
+                <w:rStyle w:val="Lienhypertexte"/>
+                <w:noProof/>
+              </w:rPr>
+              <w:t xml:space="preserve">Table </w:t>
+            </w:r>
+            <w:r>
+              <w:rPr>
+                <w:rStyle w:val="Lienhypertexte"/>
+                <w:rFonts w:ascii="Courier New" w:eastAsia="Courier New" w:hAnsi="Courier New" w:cs="Courier New"/>
+                <w:noProof/>
+                <w:shd w:val="clear" w:color="auto" w:fill="F1F5F9"/>
+              </w:rPr>
+              <w:t>animals</w:t>
+            </w:r>
+            <w:r>
+              <w:rPr>
+                <w:noProof/>
+                <w:webHidden/>
+              </w:rPr>
+              <w:tab/>
+            </w:r>
+            <w:r>
+              <w:rPr>
+                <w:noProof/>
+                <w:webHidden/>
+              </w:rPr>
+              <w:fldChar w:fldCharType="begin"/>
+            </w:r>
+            <w:r>
+              <w:rPr>
+                <w:noProof/>
+                <w:webHidden/>
+              </w:rPr>
+              <w:instrText xml:space="preserve"> PAGEREF _Toc230612897 \h </w:instrText>
+            </w:r>
+            <w:r>
+              <w:rPr>
+                <w:noProof/>
+                <w:webHidden/>
+              </w:rPr>
+            </w:r>
+            <w:r>
+              <w:rPr>
+                <w:noProof/>
+                <w:webHidden/>
+              </w:rPr>
+              <w:fldChar w:fldCharType="separate"/>
+            </w:r>
+            <w:r>
+              <w:rPr>
+                <w:noProof/>
+                <w:webHidden/>
+              </w:rPr>
+              <w:t>3</w:t>
+            </w:r>
+            <w:r>
+              <w:rPr>
+                <w:noProof/>
+                <w:webHidden/>
+              </w:rPr>
+              <w:fldChar w:fldCharType="end"/>
+            </w:r>
+          </w:hyperlink>
+        </w:p>
+        <w:p>
+          <w:pPr>
+            <w:pStyle w:val="TM3"/>
+            <w:tabs>
+              <w:tab w:val="right" w:leader="dot" w:pos="9016"/>
+            </w:tabs>
+            <w:rPr>
+              <w:noProof/>
+            </w:rPr>
+          </w:pPr>
+          <w:hyperlink w:anchor="_Toc230612898" w:history="1">
+            <w:r>
+              <w:rPr>
+                <w:rStyle w:val="Lienhypertexte"/>
+                <w:noProof/>
+              </w:rPr>
+              <w:t xml:space="preserve">Table </w:t>
+            </w:r>
+            <w:r>
+              <w:rPr>
+                <w:rStyle w:val="Lienhypertexte"/>
+                <w:rFonts w:ascii="Courier New" w:eastAsia="Courier New" w:hAnsi="Courier New" w:cs="Courier New"/>
+                <w:noProof/>
+                <w:shd w:val="clear" w:color="auto" w:fill="F1F5F9"/>
+              </w:rPr>
+              <w:t>knowledge_chunks</w:t>
+            </w:r>
+            <w:r>
+              <w:rPr>
+                <w:noProof/>
+                <w:webHidden/>
+              </w:rPr>
+              <w:tab/>
+            </w:r>
+            <w:r>
+              <w:rPr>
+                <w:noProof/>
+                <w:webHidden/>
+              </w:rPr>
+              <w:fldChar w:fldCharType="begin"/>
+            </w:r>
+            <w:r>
+              <w:rPr>
+                <w:noProof/>
+                <w:webHidden/>
+              </w:rPr>
+              <w:instrText xml:space="preserve"> PAGEREF _Toc230612898 \h </w:instrText>
+            </w:r>
+            <w:r>
+              <w:rPr>
+                <w:noProof/>
+                <w:webHidden/>
+              </w:rPr>
+            </w:r>
+            <w:r>
+              <w:rPr>
+                <w:noProof/>
+                <w:webHidden/>
+              </w:rPr>
+              <w:fldChar w:fldCharType="separate"/>
+            </w:r>
+            <w:r>
+              <w:rPr>
+                <w:noProof/>
+                <w:webHidden/>
+              </w:rPr>
+              <w:t>3</w:t>
+            </w:r>
+            <w:r>
+              <w:rPr>
+                <w:noProof/>
+                <w:webHidden/>
+              </w:rPr>
+              <w:fldChar w:fldCharType="end"/>
+            </w:r>
+          </w:hyperlink>
+        </w:p>
+        <w:p>
+          <w:pPr>
+            <w:pStyle w:val="TM3"/>
+            <w:tabs>
+              <w:tab w:val="right" w:leader="dot" w:pos="9016"/>
+            </w:tabs>
+            <w:rPr>
+              <w:noProof/>
+            </w:rPr>
+          </w:pPr>
+          <w:hyperlink w:anchor="_Toc230612899" w:history="1">
+            <w:r>
+              <w:rPr>
+                <w:rStyle w:val="Lienhypertexte"/>
+                <w:noProof/>
+              </w:rPr>
+              <w:t>Comparaison</w:t>
+            </w:r>
+            <w:r>
+              <w:rPr>
+                <w:noProof/>
+                <w:webHidden/>
+              </w:rPr>
+              <w:tab/>
+            </w:r>
+            <w:r>
+              <w:rPr>
+                <w:noProof/>
+                <w:webHidden/>
+              </w:rPr>
+              <w:fldChar w:fldCharType="begin"/>
+            </w:r>
+            <w:r>
+              <w:rPr>
+                <w:noProof/>
+                <w:webHidden/>
+              </w:rPr>
+              <w:instrText xml:space="preserve"> PAGEREF _Toc230612899 \h </w:instrText>
+            </w:r>
+            <w:r>
+              <w:rPr>
+                <w:noProof/>
+                <w:webHidden/>
+              </w:rPr>
+            </w:r>
+            <w:r>
+              <w:rPr>
+                <w:noProof/>
+                <w:webHidden/>
+              </w:rPr>
+              <w:fldChar w:fldCharType="separate"/>
+            </w:r>
+            <w:r>
+              <w:rPr>
+                <w:noProof/>
+                <w:webHidden/>
+              </w:rPr>
+              <w:t>4</w:t>
+            </w:r>
+            <w:r>
+              <w:rPr>
+                <w:noProof/>
+                <w:webHidden/>
+              </w:rPr>
+              <w:fldChar w:fldCharType="end"/>
+            </w:r>
+          </w:hyperlink>
+        </w:p>
+        <w:p>
+          <w:pPr>
+            <w:pStyle w:val="TM3"/>
+            <w:tabs>
+              <w:tab w:val="right" w:leader="dot" w:pos="9016"/>
+            </w:tabs>
+            <w:rPr>
+              <w:noProof/>
+            </w:rPr>
+          </w:pPr>
+          <w:hyperlink w:anchor="_Toc230612900" w:history="1">
+            <w:r>
+              <w:rPr>
+                <w:rStyle w:val="Lienhypertexte"/>
+                <w:noProof/>
+              </w:rPr>
+              <w:t>Pourquoi une knowledge table ?</w:t>
+            </w:r>
+            <w:r>
+              <w:rPr>
+                <w:noProof/>
+                <w:webHidden/>
+              </w:rPr>
+              <w:tab/>
+            </w:r>
+            <w:r>
+              <w:rPr>
+                <w:noProof/>
+                <w:webHidden/>
+              </w:rPr>
+              <w:fldChar w:fldCharType="begin"/>
+            </w:r>
+            <w:r>
+              <w:rPr>
+                <w:noProof/>
+                <w:webHidden/>
+              </w:rPr>
+              <w:instrText xml:space="preserve"> PAGEREF _Toc230612900 \h </w:instrText>
+            </w:r>
+            <w:r>
+              <w:rPr>
+                <w:noProof/>
+                <w:webHidden/>
+              </w:rPr>
+            </w:r>
+            <w:r>
+              <w:rPr>
+                <w:noProof/>
+                <w:webHidden/>
+              </w:rPr>
+              <w:fldChar w:fldCharType="separate"/>
+            </w:r>
+            <w:r>
+              <w:rPr>
+                <w:noProof/>
+                <w:webHidden/>
+              </w:rPr>
+              <w:t>4</w:t>
+            </w:r>
+            <w:r>
+              <w:rPr>
+                <w:noProof/>
+                <w:webHidden/>
+              </w:rPr>
+              <w:fldChar w:fldCharType="end"/>
+            </w:r>
+          </w:hyperlink>
+        </w:p>
+        <w:p>
+          <w:pPr>
+            <w:pStyle w:val="TM3"/>
+            <w:tabs>
+              <w:tab w:val="right" w:leader="dot" w:pos="9016"/>
+            </w:tabs>
+            <w:rPr>
+              <w:noProof/>
+            </w:rPr>
+          </w:pPr>
+          <w:hyperlink w:anchor="_Toc230612901" w:history="1">
+            <w:r>
+              <w:rPr>
+                <w:rStyle w:val="Lienhypertexte"/>
+                <w:noProof/>
+              </w:rPr>
+              <w:t>Notre choix: écrire sa propre base de connaissances</w:t>
+            </w:r>
+            <w:r>
+              <w:rPr>
+                <w:noProof/>
+                <w:webHidden/>
+              </w:rPr>
+              <w:tab/>
+            </w:r>
+            <w:r>
+              <w:rPr>
+                <w:noProof/>
+                <w:webHidden/>
+              </w:rPr>
+              <w:fldChar w:fldCharType="begin"/>
+            </w:r>
+            <w:r>
+              <w:rPr>
+                <w:noProof/>
+                <w:webHidden/>
+              </w:rPr>
+              <w:instrText xml:space="preserve"> PAGEREF _Toc230612901 \h </w:instrText>
+            </w:r>
+            <w:r>
+              <w:rPr>
+                <w:noProof/>
+                <w:webHidden/>
+              </w:rPr>
+            </w:r>
+            <w:r>
+              <w:rPr>
+                <w:noProof/>
+                <w:webHidden/>
+              </w:rPr>
+              <w:fldChar w:fldCharType="separate"/>
+            </w:r>
+            <w:r>
+              <w:rPr>
+                <w:noProof/>
+                <w:webHidden/>
+              </w:rPr>
+              <w:t>5</w:t>
+            </w:r>
+            <w:r>
+              <w:rPr>
+                <w:noProof/>
+                <w:webHidden/>
+              </w:rPr>
+              <w:fldChar w:fldCharType="end"/>
+            </w:r>
+          </w:hyperlink>
+        </w:p>
+        <w:p>
+          <w:pPr>
+            <w:pStyle w:val="TM3"/>
+            <w:tabs>
+              <w:tab w:val="right" w:leader="dot" w:pos="9016"/>
+            </w:tabs>
+            <w:rPr>
+              <w:noProof/>
+            </w:rPr>
+          </w:pPr>
+          <w:hyperlink w:anchor="_Toc230612902" w:history="1">
+            <w:r>
+              <w:rPr>
+                <w:rStyle w:val="Lienhypertexte"/>
+                <w:noProof/>
+              </w:rPr>
+              <w:t>Enrichir la knowledge base</w:t>
+            </w:r>
+            <w:r>
+              <w:rPr>
+                <w:noProof/>
+                <w:webHidden/>
+              </w:rPr>
+              <w:tab/>
+            </w:r>
+            <w:r>
+              <w:rPr>
+                <w:noProof/>
+                <w:webHidden/>
+              </w:rPr>
+              <w:fldChar w:fldCharType="begin"/>
+            </w:r>
+            <w:r>
+              <w:rPr>
+                <w:noProof/>
+                <w:webHidden/>
+              </w:rPr>
+              <w:instrText xml:space="preserve"> PAGEREF _Toc230612902 \h </w:instrText>
+            </w:r>
+            <w:r>
+              <w:rPr>
+                <w:noProof/>
+                <w:webHidden/>
+              </w:rPr>
+            </w:r>
+            <w:r>
+              <w:rPr>
+                <w:noProof/>
+                <w:webHidden/>
+              </w:rPr>
+              <w:fldChar w:fldCharType="separate"/>
+            </w:r>
+            <w:r>
+              <w:rPr>
+                <w:noProof/>
+                <w:webHidden/>
+              </w:rPr>
+              <w:t>5</w:t>
+            </w:r>
+            <w:r>
+              <w:rPr>
+                <w:noProof/>
+                <w:webHidden/>
+              </w:rPr>
+              <w:fldChar w:fldCharType="end"/>
+            </w:r>
+          </w:hyperlink>
+        </w:p>
+        <w:p>
+          <w:pPr>
+            <w:pStyle w:val="TM2"/>
+            <w:tabs>
+              <w:tab w:val="left" w:pos="720"/>
+              <w:tab w:val="right" w:leader="dot" w:pos="9016"/>
+            </w:tabs>
+            <w:rPr>
+              <w:noProof/>
+            </w:rPr>
+          </w:pPr>
+          <w:hyperlink w:anchor="_Toc230612903" w:history="1">
+            <w:r>
+              <w:rPr>
+                <w:rStyle w:val="Lienhypertexte"/>
+                <w:noProof/>
+              </w:rPr>
+              <w:t>3.</w:t>
+            </w:r>
+            <w:r>
+              <w:rPr>
+                <w:noProof/>
+              </w:rPr>
+              <w:tab/>
+            </w:r>
+            <w:r>
+              <w:rPr>
+                <w:rStyle w:val="Lienhypertexte"/>
+                <w:noProof/>
+              </w:rPr>
+              <w:t>Le Seeder</w:t>
+            </w:r>
+            <w:r>
+              <w:rPr>
+                <w:noProof/>
+                <w:webHidden/>
+              </w:rPr>
+              <w:tab/>
+            </w:r>
+            <w:r>
+              <w:rPr>
+                <w:noProof/>
+                <w:webHidden/>
+              </w:rPr>
+              <w:fldChar w:fldCharType="begin"/>
+            </w:r>
+            <w:r>
+              <w:rPr>
+                <w:noProof/>
+                <w:webHidden/>
+              </w:rPr>
+              <w:instrText xml:space="preserve"> PAGEREF _Toc230612903 \h </w:instrText>
+            </w:r>
+            <w:r>
+              <w:rPr>
+                <w:noProof/>
+                <w:webHidden/>
+              </w:rPr>
+            </w:r>
+            <w:r>
+              <w:rPr>
+                <w:noProof/>
+                <w:webHidden/>
+              </w:rPr>
+              <w:fldChar w:fldCharType="separate"/>
+            </w:r>
+            <w:r>
+              <w:rPr>
+                <w:noProof/>
+                <w:webHidden/>
+              </w:rPr>
+              <w:t>5</w:t>
+            </w:r>
+            <w:r>
+              <w:rPr>
+                <w:noProof/>
+                <w:webHidden/>
+              </w:rPr>
+              <w:fldChar w:fldCharType="end"/>
+            </w:r>
+          </w:hyperlink>
+        </w:p>
+        <w:p>
+          <w:pPr>
+            <w:pStyle w:val="TM3"/>
+            <w:tabs>
+              <w:tab w:val="right" w:leader="dot" w:pos="9016"/>
+            </w:tabs>
+            <w:rPr>
+              <w:noProof/>
+            </w:rPr>
+          </w:pPr>
+          <w:hyperlink w:anchor="_Toc230612904" w:history="1">
+            <w:r>
+              <w:rPr>
+                <w:rStyle w:val="Lienhypertexte"/>
+                <w:noProof/>
+              </w:rPr>
+              <w:t>Rôle du seeder</w:t>
+            </w:r>
+            <w:r>
+              <w:rPr>
+                <w:noProof/>
+                <w:webHidden/>
+              </w:rPr>
+              <w:tab/>
+            </w:r>
+            <w:r>
+              <w:rPr>
+                <w:noProof/>
+                <w:webHidden/>
+              </w:rPr>
+              <w:fldChar w:fldCharType="begin"/>
+            </w:r>
+            <w:r>
+              <w:rPr>
+                <w:noProof/>
+                <w:webHidden/>
+              </w:rPr>
+              <w:instrText xml:space="preserve"> PAGEREF _Toc230612904 \h </w:instrText>
+            </w:r>
+            <w:r>
+              <w:rPr>
+                <w:noProof/>
+                <w:webHidden/>
+              </w:rPr>
+            </w:r>
+            <w:r>
+              <w:rPr>
+                <w:noProof/>
+                <w:webHidden/>
+              </w:rPr>
+              <w:fldChar w:fldCharType="separate"/>
+            </w:r>
+            <w:r>
+              <w:rPr>
+                <w:noProof/>
+                <w:webHidden/>
+              </w:rPr>
+              <w:t>5</w:t>
+            </w:r>
+            <w:r>
+              <w:rPr>
+                <w:noProof/>
+                <w:webHidden/>
+              </w:rPr>
+              <w:fldChar w:fldCharType="end"/>
+            </w:r>
+          </w:hyperlink>
+        </w:p>
+        <w:p>
+          <w:pPr>
+            <w:pStyle w:val="TM3"/>
+            <w:tabs>
+              <w:tab w:val="right" w:leader="dot" w:pos="9016"/>
+            </w:tabs>
+            <w:rPr>
+              <w:noProof/>
+            </w:rPr>
+          </w:pPr>
+          <w:hyperlink w:anchor="_Toc230612905" w:history="1">
+            <w:r>
+              <w:rPr>
+                <w:rStyle w:val="Lienhypertexte"/>
+                <w:noProof/>
+              </w:rPr>
+              <w:t>Workflow complet de la knowledge table</w:t>
+            </w:r>
+            <w:r>
+              <w:rPr>
+                <w:noProof/>
+                <w:webHidden/>
+              </w:rPr>
+              <w:tab/>
+            </w:r>
+            <w:r>
+              <w:rPr>
+                <w:noProof/>
+                <w:webHidden/>
+              </w:rPr>
+              <w:fldChar w:fldCharType="begin"/>
+            </w:r>
+            <w:r>
+              <w:rPr>
+                <w:noProof/>
+                <w:webHidden/>
+              </w:rPr>
+              <w:instrText xml:space="preserve"> PAGEREF _Toc230612905 \h </w:instrText>
+            </w:r>
+            <w:r>
+              <w:rPr>
+                <w:noProof/>
+                <w:webHidden/>
+              </w:rPr>
+            </w:r>
+            <w:r>
+              <w:rPr>
+                <w:noProof/>
+                <w:webHidden/>
+              </w:rPr>
+              <w:fldChar w:fldCharType="separate"/>
+            </w:r>
+            <w:r>
+              <w:rPr>
+                <w:noProof/>
+                <w:webHidden/>
+              </w:rPr>
+              <w:t>6</w:t>
+            </w:r>
+            <w:r>
+              <w:rPr>
+                <w:noProof/>
+                <w:webHidden/>
+              </w:rPr>
+              <w:fldChar w:fldCharType="end"/>
+            </w:r>
+          </w:hyperlink>
+        </w:p>
+        <w:p>
+          <w:pPr>
+            <w:pStyle w:val="TM3"/>
+            <w:tabs>
+              <w:tab w:val="right" w:leader="dot" w:pos="9016"/>
+            </w:tabs>
+            <w:rPr>
+              <w:noProof/>
+            </w:rPr>
+          </w:pPr>
+          <w:hyperlink w:anchor="_Toc230612906" w:history="1">
+            <w:r>
+              <w:rPr>
+                <w:rStyle w:val="Lienhypertexte"/>
+                <w:noProof/>
+              </w:rPr>
+              <w:t>Dockerfile.seeder</w:t>
+            </w:r>
+            <w:r>
+              <w:rPr>
+                <w:noProof/>
+                <w:webHidden/>
+              </w:rPr>
+              <w:tab/>
+            </w:r>
+            <w:r>
+              <w:rPr>
+                <w:noProof/>
+                <w:webHidden/>
+              </w:rPr>
+              <w:fldChar w:fldCharType="begin"/>
+            </w:r>
+            <w:r>
+              <w:rPr>
+                <w:noProof/>
+                <w:webHidden/>
+              </w:rPr>
+              <w:instrText xml:space="preserve"> PAGEREF _Toc230612906 \h </w:instrText>
+            </w:r>
+            <w:r>
+              <w:rPr>
+                <w:noProof/>
+                <w:webHidden/>
+              </w:rPr>
+            </w:r>
+            <w:r>
+              <w:rPr>
+                <w:noProof/>
+                <w:webHidden/>
+              </w:rPr>
+              <w:fldChar w:fldCharType="separate"/>
+            </w:r>
+            <w:r>
+              <w:rPr>
+                <w:noProof/>
+                <w:webHidden/>
+              </w:rPr>
+              <w:t>6</w:t>
+            </w:r>
+            <w:r>
+              <w:rPr>
+                <w:noProof/>
+                <w:webHidden/>
+              </w:rPr>
+              <w:fldChar w:fldCharType="end"/>
+            </w:r>
+          </w:hyperlink>
+        </w:p>
+        <w:p>
+          <w:pPr>
+            <w:pStyle w:val="TM2"/>
+            <w:tabs>
+              <w:tab w:val="left" w:pos="720"/>
+              <w:tab w:val="right" w:leader="dot" w:pos="9016"/>
+            </w:tabs>
+            <w:rPr>
+              <w:noProof/>
+            </w:rPr>
+          </w:pPr>
+          <w:hyperlink w:anchor="_Toc230612907" w:history="1">
+            <w:r>
+              <w:rPr>
+                <w:rStyle w:val="Lienhypertexte"/>
+                <w:noProof/>
+              </w:rPr>
+              <w:t>4.</w:t>
+            </w:r>
+            <w:r>
+              <w:rPr>
+                <w:noProof/>
+              </w:rPr>
+              <w:tab/>
+            </w:r>
+            <w:r>
+              <w:rPr>
+                <w:rStyle w:val="Lienhypertexte"/>
+                <w:noProof/>
+              </w:rPr>
+              <w:t>Les Embeddings &amp; pgvector</w:t>
+            </w:r>
+            <w:r>
+              <w:rPr>
+                <w:noProof/>
+                <w:webHidden/>
+              </w:rPr>
+              <w:tab/>
+            </w:r>
+            <w:r>
+              <w:rPr>
+                <w:noProof/>
+                <w:webHidden/>
+              </w:rPr>
+              <w:fldChar w:fldCharType="begin"/>
+            </w:r>
+            <w:r>
+              <w:rPr>
+                <w:noProof/>
+                <w:webHidden/>
+              </w:rPr>
+              <w:instrText xml:space="preserve"> PAGEREF _Toc230612907 \h </w:instrText>
+            </w:r>
+            <w:r>
+              <w:rPr>
+                <w:noProof/>
+                <w:webHidden/>
+              </w:rPr>
+            </w:r>
+            <w:r>
+              <w:rPr>
+                <w:noProof/>
+                <w:webHidden/>
+              </w:rPr>
+              <w:fldChar w:fldCharType="separate"/>
+            </w:r>
+            <w:r>
+              <w:rPr>
+                <w:noProof/>
+                <w:webHidden/>
+              </w:rPr>
+              <w:t>6</w:t>
+            </w:r>
+            <w:r>
+              <w:rPr>
+                <w:noProof/>
+                <w:webHidden/>
+              </w:rPr>
+              <w:fldChar w:fldCharType="end"/>
+            </w:r>
+          </w:hyperlink>
+        </w:p>
+        <w:p>
+          <w:pPr>
+            <w:pStyle w:val="TM3"/>
+            <w:tabs>
+              <w:tab w:val="right" w:leader="dot" w:pos="9016"/>
+            </w:tabs>
+            <w:rPr>
+              <w:noProof/>
+            </w:rPr>
+          </w:pPr>
+          <w:hyperlink w:anchor="_Toc230612908" w:history="1">
+            <w:r>
+              <w:rPr>
+                <w:rStyle w:val="Lienhypertexte"/>
+                <w:noProof/>
+              </w:rPr>
+              <w:t>Qu'est-ce qu'un embedding ?</w:t>
+            </w:r>
+            <w:r>
+              <w:rPr>
+                <w:noProof/>
+                <w:webHidden/>
+              </w:rPr>
+              <w:tab/>
+            </w:r>
+            <w:r>
+              <w:rPr>
+                <w:noProof/>
+                <w:webHidden/>
+              </w:rPr>
+              <w:fldChar w:fldCharType="begin"/>
+            </w:r>
+            <w:r>
+              <w:rPr>
+                <w:noProof/>
+                <w:webHidden/>
+              </w:rPr>
+              <w:instrText xml:space="preserve"> PAGEREF _Toc230612908 \h </w:instrText>
+            </w:r>
+            <w:r>
+              <w:rPr>
+                <w:noProof/>
+                <w:webHidden/>
+              </w:rPr>
+            </w:r>
+            <w:r>
+              <w:rPr>
+                <w:noProof/>
+                <w:webHidden/>
+              </w:rPr>
+              <w:fldChar w:fldCharType="separate"/>
+            </w:r>
+            <w:r>
+              <w:rPr>
+                <w:noProof/>
+                <w:webHidden/>
+              </w:rPr>
+              <w:t>6</w:t>
+            </w:r>
+            <w:r>
+              <w:rPr>
+                <w:noProof/>
+                <w:webHidden/>
+              </w:rPr>
+              <w:fldChar w:fldCharType="end"/>
+            </w:r>
+          </w:hyperlink>
+        </w:p>
+        <w:p>
+          <w:pPr>
+            <w:pStyle w:val="TM3"/>
+            <w:tabs>
+              <w:tab w:val="right" w:leader="dot" w:pos="9016"/>
+            </w:tabs>
+            <w:rPr>
+              <w:noProof/>
+            </w:rPr>
+          </w:pPr>
+          <w:hyperlink w:anchor="_Toc230612909" w:history="1">
+            <w:r>
+              <w:rPr>
+                <w:rStyle w:val="Lienhypertexte"/>
+                <w:noProof/>
+              </w:rPr>
+              <w:t>Le modèle utilisé</w:t>
+            </w:r>
+            <w:r>
+              <w:rPr>
+                <w:noProof/>
+                <w:webHidden/>
+              </w:rPr>
+              <w:tab/>
+            </w:r>
+            <w:r>
+              <w:rPr>
+                <w:noProof/>
+                <w:webHidden/>
+              </w:rPr>
+              <w:fldChar w:fldCharType="begin"/>
+            </w:r>
+            <w:r>
+              <w:rPr>
+                <w:noProof/>
+                <w:webHidden/>
+              </w:rPr>
+              <w:instrText xml:space="preserve"> PAGEREF _Toc230612909 \h </w:instrText>
+            </w:r>
+            <w:r>
+              <w:rPr>
+                <w:noProof/>
+                <w:webHidden/>
+              </w:rPr>
+            </w:r>
+            <w:r>
+              <w:rPr>
+                <w:noProof/>
+                <w:webHidden/>
+              </w:rPr>
+              <w:fldChar w:fldCharType="separate"/>
+            </w:r>
+            <w:r>
+              <w:rPr>
+                <w:noProof/>
+                <w:webHidden/>
+              </w:rPr>
+              <w:t>7</w:t>
+            </w:r>
+            <w:r>
+              <w:rPr>
+                <w:noProof/>
+                <w:webHidden/>
+              </w:rPr>
+              <w:fldChar w:fldCharType="end"/>
+            </w:r>
+          </w:hyperlink>
+        </w:p>
+        <w:p>
+          <w:pPr>
+            <w:pStyle w:val="TM3"/>
+            <w:tabs>
+              <w:tab w:val="right" w:leader="dot" w:pos="9016"/>
+            </w:tabs>
+            <w:rPr>
+              <w:noProof/>
+            </w:rPr>
+          </w:pPr>
+          <w:hyperlink w:anchor="_Toc230612910" w:history="1">
+            <w:r>
+              <w:rPr>
+                <w:rStyle w:val="Lienhypertexte"/>
+                <w:noProof/>
+              </w:rPr>
+              <w:t>pgvector</w:t>
+            </w:r>
+            <w:r>
+              <w:rPr>
+                <w:noProof/>
+                <w:webHidden/>
+              </w:rPr>
+              <w:tab/>
+            </w:r>
+            <w:r>
+              <w:rPr>
+                <w:noProof/>
+                <w:webHidden/>
+              </w:rPr>
+              <w:fldChar w:fldCharType="begin"/>
+            </w:r>
+            <w:r>
+              <w:rPr>
+                <w:noProof/>
+                <w:webHidden/>
+              </w:rPr>
+              <w:instrText xml:space="preserve"> PAGEREF _Toc230612910 \h </w:instrText>
+            </w:r>
+            <w:r>
+              <w:rPr>
+                <w:noProof/>
+                <w:webHidden/>
+              </w:rPr>
+            </w:r>
+            <w:r>
+              <w:rPr>
+                <w:noProof/>
+                <w:webHidden/>
+              </w:rPr>
+              <w:fldChar w:fldCharType="separate"/>
+            </w:r>
+            <w:r>
+              <w:rPr>
+                <w:noProof/>
+                <w:webHidden/>
+              </w:rPr>
+              <w:t>7</w:t>
+            </w:r>
+            <w:r>
+              <w:rPr>
+                <w:noProof/>
+                <w:webHidden/>
+              </w:rPr>
+              <w:fldChar w:fldCharType="end"/>
+            </w:r>
+          </w:hyperlink>
+        </w:p>
+        <w:p>
+          <w:pPr>
+            <w:pStyle w:val="TM3"/>
+            <w:tabs>
+              <w:tab w:val="right" w:leader="dot" w:pos="9016"/>
+            </w:tabs>
+            <w:rPr>
+              <w:noProof/>
+            </w:rPr>
+          </w:pPr>
+          <w:hyperlink w:anchor="_Toc230612911" w:history="1">
+            <w:r>
+              <w:rPr>
+                <w:rStyle w:val="Lienhypertexte"/>
+                <w:noProof/>
+              </w:rPr>
+              <w:t>Qui calcule les embeddings ?</w:t>
+            </w:r>
+            <w:r>
+              <w:rPr>
+                <w:noProof/>
+                <w:webHidden/>
+              </w:rPr>
+              <w:tab/>
+            </w:r>
+            <w:r>
+              <w:rPr>
+                <w:noProof/>
+                <w:webHidden/>
+              </w:rPr>
+              <w:fldChar w:fldCharType="begin"/>
+            </w:r>
+            <w:r>
+              <w:rPr>
+                <w:noProof/>
+                <w:webHidden/>
+              </w:rPr>
+              <w:instrText xml:space="preserve"> PAGEREF _Toc230612911 \h </w:instrText>
+            </w:r>
+            <w:r>
+              <w:rPr>
+                <w:noProof/>
+                <w:webHidden/>
+              </w:rPr>
+            </w:r>
+            <w:r>
+              <w:rPr>
+                <w:noProof/>
+                <w:webHidden/>
+              </w:rPr>
+              <w:fldChar w:fldCharType="separate"/>
+            </w:r>
+            <w:r>
+              <w:rPr>
+                <w:noProof/>
+                <w:webHidden/>
+              </w:rPr>
+              <w:t>8</w:t>
+            </w:r>
+            <w:r>
+              <w:rPr>
+                <w:noProof/>
+                <w:webHidden/>
+              </w:rPr>
+              <w:fldChar w:fldCharType="end"/>
+            </w:r>
+          </w:hyperlink>
+        </w:p>
+        <w:p>
+          <w:pPr>
+            <w:pStyle w:val="TM2"/>
+            <w:tabs>
+              <w:tab w:val="left" w:pos="720"/>
+              <w:tab w:val="right" w:leader="dot" w:pos="9016"/>
+            </w:tabs>
+            <w:rPr>
+              <w:noProof/>
+            </w:rPr>
+          </w:pPr>
+          <w:hyperlink w:anchor="_Toc230612912" w:history="1">
+            <w:r>
+              <w:rPr>
+                <w:rStyle w:val="Lienhypertexte"/>
+                <w:noProof/>
+              </w:rPr>
+              <w:t>5.</w:t>
+            </w:r>
+            <w:r>
+              <w:rPr>
+                <w:noProof/>
+              </w:rPr>
+              <w:tab/>
+            </w:r>
+            <w:r>
+              <w:rPr>
+                <w:rStyle w:val="Lienhypertexte"/>
+                <w:noProof/>
+              </w:rPr>
+              <w:t>Le RAG : Retrieval Augmented Generation</w:t>
+            </w:r>
+            <w:r>
+              <w:rPr>
+                <w:noProof/>
+                <w:webHidden/>
+              </w:rPr>
+              <w:tab/>
+            </w:r>
+            <w:r>
+              <w:rPr>
+                <w:noProof/>
+                <w:webHidden/>
+              </w:rPr>
+              <w:fldChar w:fldCharType="begin"/>
+            </w:r>
+            <w:r>
+              <w:rPr>
+                <w:noProof/>
+                <w:webHidden/>
+              </w:rPr>
+              <w:instrText xml:space="preserve"> PAGEREF _Toc230612912 \h </w:instrText>
+            </w:r>
+            <w:r>
+              <w:rPr>
+                <w:noProof/>
+                <w:webHidden/>
+              </w:rPr>
+            </w:r>
+            <w:r>
+              <w:rPr>
+                <w:noProof/>
+                <w:webHidden/>
+              </w:rPr>
+              <w:fldChar w:fldCharType="separate"/>
+            </w:r>
+            <w:r>
+              <w:rPr>
+                <w:noProof/>
+                <w:webHidden/>
+              </w:rPr>
+              <w:t>8</w:t>
+            </w:r>
+            <w:r>
+              <w:rPr>
+                <w:noProof/>
+                <w:webHidden/>
+              </w:rPr>
+              <w:fldChar w:fldCharType="end"/>
+            </w:r>
+          </w:hyperlink>
+        </w:p>
+        <w:p>
+          <w:pPr>
+            <w:pStyle w:val="TM3"/>
+            <w:tabs>
+              <w:tab w:val="right" w:leader="dot" w:pos="9016"/>
+            </w:tabs>
+            <w:rPr>
+              <w:noProof/>
+            </w:rPr>
+          </w:pPr>
+          <w:hyperlink w:anchor="_Toc230612913" w:history="1">
+            <w:r>
+              <w:rPr>
+                <w:rStyle w:val="Lienhypertexte"/>
+                <w:noProof/>
+              </w:rPr>
+              <w:t>Les 3 étapes du RAG (dans notre contexte)</w:t>
+            </w:r>
+            <w:r>
+              <w:rPr>
+                <w:noProof/>
+                <w:webHidden/>
+              </w:rPr>
+              <w:tab/>
+            </w:r>
+            <w:r>
+              <w:rPr>
+                <w:noProof/>
+                <w:webHidden/>
+              </w:rPr>
+              <w:fldChar w:fldCharType="begin"/>
+            </w:r>
+            <w:r>
+              <w:rPr>
+                <w:noProof/>
+                <w:webHidden/>
+              </w:rPr>
+              <w:instrText xml:space="preserve"> PAGEREF _Toc230612913 \h </w:instrText>
+            </w:r>
+            <w:r>
+              <w:rPr>
+                <w:noProof/>
+                <w:webHidden/>
+              </w:rPr>
+            </w:r>
+            <w:r>
+              <w:rPr>
+                <w:noProof/>
+                <w:webHidden/>
+              </w:rPr>
+              <w:fldChar w:fldCharType="separate"/>
+            </w:r>
+            <w:r>
+              <w:rPr>
+                <w:noProof/>
+                <w:webHidden/>
+              </w:rPr>
+              <w:t>8</w:t>
+            </w:r>
+            <w:r>
+              <w:rPr>
+                <w:noProof/>
+                <w:webHidden/>
+              </w:rPr>
+              <w:fldChar w:fldCharType="end"/>
+            </w:r>
+          </w:hyperlink>
+        </w:p>
+        <w:p>
+          <w:pPr>
+            <w:pStyle w:val="TM3"/>
+            <w:tabs>
+              <w:tab w:val="right" w:leader="dot" w:pos="9016"/>
+            </w:tabs>
+            <w:rPr>
+              <w:noProof/>
+            </w:rPr>
+          </w:pPr>
+          <w:hyperlink w:anchor="_Toc230612914" w:history="1">
+            <w:r>
+              <w:rPr>
+                <w:rStyle w:val="Lienhypertexte"/>
+                <w:noProof/>
+              </w:rPr>
+              <w:t>Pourquoi c'est primordial ?</w:t>
+            </w:r>
+            <w:r>
+              <w:rPr>
+                <w:noProof/>
+                <w:webHidden/>
+              </w:rPr>
+              <w:tab/>
+            </w:r>
+            <w:r>
+              <w:rPr>
+                <w:noProof/>
+                <w:webHidden/>
+              </w:rPr>
+              <w:fldChar w:fldCharType="begin"/>
+            </w:r>
+            <w:r>
+              <w:rPr>
+                <w:noProof/>
+                <w:webHidden/>
+              </w:rPr>
+              <w:instrText xml:space="preserve"> PAGEREF _Toc230612914 \h </w:instrText>
+            </w:r>
+            <w:r>
+              <w:rPr>
+                <w:noProof/>
+                <w:webHidden/>
+              </w:rPr>
+            </w:r>
+            <w:r>
+              <w:rPr>
+                <w:noProof/>
+                <w:webHidden/>
+              </w:rPr>
+              <w:fldChar w:fldCharType="separate"/>
+            </w:r>
+            <w:r>
+              <w:rPr>
+                <w:noProof/>
+                <w:webHidden/>
+              </w:rPr>
+              <w:t>9</w:t>
+            </w:r>
+            <w:r>
+              <w:rPr>
+                <w:noProof/>
+                <w:webHidden/>
+              </w:rPr>
+              <w:fldChar w:fldCharType="end"/>
+            </w:r>
+          </w:hyperlink>
+        </w:p>
+        <w:p>
+          <w:pPr>
+            <w:pStyle w:val="TM2"/>
+            <w:tabs>
+              <w:tab w:val="left" w:pos="720"/>
+              <w:tab w:val="right" w:leader="dot" w:pos="9016"/>
+            </w:tabs>
+            <w:rPr>
+              <w:noProof/>
+            </w:rPr>
+          </w:pPr>
+          <w:hyperlink w:anchor="_Toc230612915" w:history="1">
+            <w:r>
+              <w:rPr>
+                <w:rStyle w:val="Lienhypertexte"/>
+                <w:noProof/>
+              </w:rPr>
+              <w:t>6.</w:t>
+            </w:r>
+            <w:r>
+              <w:rPr>
+                <w:noProof/>
+              </w:rPr>
+              <w:tab/>
+            </w:r>
+            <w:r>
+              <w:rPr>
+                <w:rStyle w:val="Lienhypertexte"/>
+                <w:noProof/>
+              </w:rPr>
+              <w:t>Recherche vectorielle vs recherche textuelle</w:t>
+            </w:r>
+            <w:r>
+              <w:rPr>
+                <w:noProof/>
+                <w:webHidden/>
+              </w:rPr>
+              <w:tab/>
+            </w:r>
+            <w:r>
+              <w:rPr>
+                <w:noProof/>
+                <w:webHidden/>
+              </w:rPr>
+              <w:fldChar w:fldCharType="begin"/>
+            </w:r>
+            <w:r>
+              <w:rPr>
+                <w:noProof/>
+                <w:webHidden/>
+              </w:rPr>
+              <w:instrText xml:space="preserve"> PAGEREF _Toc230612915 \h </w:instrText>
+            </w:r>
+            <w:r>
+              <w:rPr>
+                <w:noProof/>
+                <w:webHidden/>
+              </w:rPr>
+            </w:r>
+            <w:r>
+              <w:rPr>
+                <w:noProof/>
+                <w:webHidden/>
+              </w:rPr>
+              <w:fldChar w:fldCharType="separate"/>
+            </w:r>
+            <w:r>
+              <w:rPr>
+                <w:noProof/>
+                <w:webHidden/>
+              </w:rPr>
+              <w:t>10</w:t>
+            </w:r>
+            <w:r>
+              <w:rPr>
+                <w:noProof/>
+                <w:webHidden/>
+              </w:rPr>
+              <w:fldChar w:fldCharType="end"/>
+            </w:r>
+          </w:hyperlink>
+        </w:p>
+        <w:p>
+          <w:pPr>
+            <w:pStyle w:val="TM3"/>
+            <w:tabs>
+              <w:tab w:val="right" w:leader="dot" w:pos="9016"/>
+            </w:tabs>
+            <w:rPr>
+              <w:noProof/>
+            </w:rPr>
+          </w:pPr>
+          <w:hyperlink w:anchor="_Toc230612916" w:history="1">
+            <w:r>
+              <w:rPr>
+                <w:rStyle w:val="Lienhypertexte"/>
+                <w:noProof/>
+              </w:rPr>
+              <w:t>La recherche vectorielle encode le SENS</w:t>
+            </w:r>
+            <w:r>
+              <w:rPr>
+                <w:noProof/>
+                <w:webHidden/>
+              </w:rPr>
+              <w:tab/>
+            </w:r>
+            <w:r>
+              <w:rPr>
+                <w:noProof/>
+                <w:webHidden/>
+              </w:rPr>
+              <w:fldChar w:fldCharType="begin"/>
+            </w:r>
+            <w:r>
+              <w:rPr>
+                <w:noProof/>
+                <w:webHidden/>
+              </w:rPr>
+              <w:instrText xml:space="preserve"> PAGEREF _Toc230612916 \h </w:instrText>
+            </w:r>
+            <w:r>
+              <w:rPr>
+                <w:noProof/>
+                <w:webHidden/>
+              </w:rPr>
+            </w:r>
+            <w:r>
+              <w:rPr>
+                <w:noProof/>
+                <w:webHidden/>
+              </w:rPr>
+              <w:fldChar w:fldCharType="separate"/>
+            </w:r>
+            <w:r>
+              <w:rPr>
+                <w:noProof/>
+                <w:webHidden/>
+              </w:rPr>
+              <w:t>10</w:t>
+            </w:r>
+            <w:r>
+              <w:rPr>
+                <w:noProof/>
+                <w:webHidden/>
+              </w:rPr>
+              <w:fldChar w:fldCharType="end"/>
+            </w:r>
+          </w:hyperlink>
+        </w:p>
+        <w:p>
+          <w:pPr>
+            <w:pStyle w:val="TM3"/>
+            <w:tabs>
+              <w:tab w:val="right" w:leader="dot" w:pos="9016"/>
+            </w:tabs>
+            <w:rPr>
+              <w:noProof/>
+            </w:rPr>
+          </w:pPr>
+          <w:hyperlink w:anchor="_Toc230612917" w:history="1">
+            <w:r>
+              <w:rPr>
+                <w:rStyle w:val="Lienhypertexte"/>
+                <w:noProof/>
+              </w:rPr>
+              <w:t>Le problème avec les noms propres</w:t>
+            </w:r>
+            <w:r>
+              <w:rPr>
+                <w:noProof/>
+                <w:webHidden/>
+              </w:rPr>
+              <w:tab/>
+            </w:r>
+            <w:r>
+              <w:rPr>
+                <w:noProof/>
+                <w:webHidden/>
+              </w:rPr>
+              <w:fldChar w:fldCharType="begin"/>
+            </w:r>
+            <w:r>
+              <w:rPr>
+                <w:noProof/>
+                <w:webHidden/>
+              </w:rPr>
+              <w:instrText xml:space="preserve"> PAGEREF _Toc230612917 \h </w:instrText>
+            </w:r>
+            <w:r>
+              <w:rPr>
+                <w:noProof/>
+                <w:webHidden/>
+              </w:rPr>
+            </w:r>
+            <w:r>
+              <w:rPr>
+                <w:noProof/>
+                <w:webHidden/>
+              </w:rPr>
+              <w:fldChar w:fldCharType="separate"/>
+            </w:r>
+            <w:r>
+              <w:rPr>
+                <w:noProof/>
+                <w:webHidden/>
+              </w:rPr>
+              <w:t>10</w:t>
+            </w:r>
+            <w:r>
+              <w:rPr>
+                <w:noProof/>
+                <w:webHidden/>
+              </w:rPr>
+              <w:fldChar w:fldCharType="end"/>
+            </w:r>
+          </w:hyperlink>
+        </w:p>
+        <w:p>
+          <w:pPr>
+            <w:pStyle w:val="TM3"/>
+            <w:tabs>
+              <w:tab w:val="right" w:leader="dot" w:pos="9016"/>
+            </w:tabs>
+            <w:rPr>
+              <w:noProof/>
+            </w:rPr>
+          </w:pPr>
+          <w:hyperlink w:anchor="_Toc230612918" w:history="1">
+            <w:r>
+              <w:rPr>
+                <w:rStyle w:val="Lienhypertexte"/>
+                <w:noProof/>
+              </w:rPr>
+              <w:t>Règle générale</w:t>
+            </w:r>
+            <w:r>
+              <w:rPr>
+                <w:noProof/>
+                <w:webHidden/>
+              </w:rPr>
+              <w:tab/>
+            </w:r>
+            <w:r>
+              <w:rPr>
+                <w:noProof/>
+                <w:webHidden/>
+              </w:rPr>
+              <w:fldChar w:fldCharType="begin"/>
+            </w:r>
+            <w:r>
+              <w:rPr>
+                <w:noProof/>
+                <w:webHidden/>
+              </w:rPr>
+              <w:instrText xml:space="preserve"> PAGEREF _Toc230612918 \h </w:instrText>
+            </w:r>
+            <w:r>
+              <w:rPr>
+                <w:noProof/>
+                <w:webHidden/>
+              </w:rPr>
+            </w:r>
+            <w:r>
+              <w:rPr>
+                <w:noProof/>
+                <w:webHidden/>
+              </w:rPr>
+              <w:fldChar w:fldCharType="separate"/>
+            </w:r>
+            <w:r>
+              <w:rPr>
+                <w:noProof/>
+                <w:webHidden/>
+              </w:rPr>
+              <w:t>10</w:t>
+            </w:r>
+            <w:r>
+              <w:rPr>
+                <w:noProof/>
+                <w:webHidden/>
+              </w:rPr>
+              <w:fldChar w:fldCharType="end"/>
+            </w:r>
+          </w:hyperlink>
+        </w:p>
+        <w:p>
+          <w:pPr>
+            <w:pStyle w:val="TM2"/>
+            <w:tabs>
+              <w:tab w:val="right" w:leader="dot" w:pos="9016"/>
+            </w:tabs>
+            <w:rPr>
+              <w:noProof/>
+            </w:rPr>
+          </w:pPr>
+          <w:hyperlink w:anchor="_Toc230612919" w:history="1">
+            <w:r>
+              <w:rPr>
+                <w:rStyle w:val="Lienhypertexte"/>
+                <w:noProof/>
+              </w:rPr>
+              <w:t>7. L'approche agentique : Tool Use</w:t>
+            </w:r>
+            <w:r>
+              <w:rPr>
+                <w:noProof/>
+                <w:webHidden/>
+              </w:rPr>
+              <w:tab/>
+            </w:r>
+            <w:r>
+              <w:rPr>
+                <w:noProof/>
+                <w:webHidden/>
+              </w:rPr>
+              <w:fldChar w:fldCharType="begin"/>
+            </w:r>
+            <w:r>
+              <w:rPr>
+                <w:noProof/>
+                <w:webHidden/>
+              </w:rPr>
+              <w:instrText xml:space="preserve"> PAGEREF _Toc230612919 \h </w:instrText>
+            </w:r>
+            <w:r>
+              <w:rPr>
+                <w:noProof/>
+                <w:webHidden/>
+              </w:rPr>
+            </w:r>
+            <w:r>
+              <w:rPr>
+                <w:noProof/>
+                <w:webHidden/>
+              </w:rPr>
+              <w:fldChar w:fldCharType="separate"/>
+            </w:r>
+            <w:r>
+              <w:rPr>
+                <w:noProof/>
+                <w:webHidden/>
+              </w:rPr>
+              <w:t>11</w:t>
+            </w:r>
+            <w:r>
+              <w:rPr>
+                <w:noProof/>
+                <w:webHidden/>
+              </w:rPr>
+              <w:fldChar w:fldCharType="end"/>
+            </w:r>
+          </w:hyperlink>
+        </w:p>
+        <w:p>
+          <w:pPr>
+            <w:pStyle w:val="TM3"/>
+            <w:tabs>
+              <w:tab w:val="right" w:leader="dot" w:pos="9016"/>
+            </w:tabs>
+            <w:rPr>
+              <w:noProof/>
+            </w:rPr>
+          </w:pPr>
+          <w:hyperlink w:anchor="_Toc230612920" w:history="1">
+            <w:r>
+              <w:rPr>
+                <w:rStyle w:val="Lienhypertexte"/>
+                <w:noProof/>
+              </w:rPr>
+              <w:t>LLM classique vs Agent</w:t>
+            </w:r>
+            <w:r>
+              <w:rPr>
+                <w:noProof/>
+                <w:webHidden/>
+              </w:rPr>
+              <w:tab/>
+            </w:r>
+            <w:r>
+              <w:rPr>
+                <w:noProof/>
+                <w:webHidden/>
+              </w:rPr>
+              <w:fldChar w:fldCharType="begin"/>
+            </w:r>
+            <w:r>
+              <w:rPr>
+                <w:noProof/>
+                <w:webHidden/>
+              </w:rPr>
+              <w:instrText xml:space="preserve"> PAGEREF _Toc230612920 \h </w:instrText>
+            </w:r>
+            <w:r>
+              <w:rPr>
+                <w:noProof/>
+                <w:webHidden/>
+              </w:rPr>
+            </w:r>
+            <w:r>
+              <w:rPr>
+                <w:noProof/>
+                <w:webHidden/>
+              </w:rPr>
+              <w:fldChar w:fldCharType="separate"/>
+            </w:r>
+            <w:r>
+              <w:rPr>
+                <w:noProof/>
+                <w:webHidden/>
+              </w:rPr>
+              <w:t>11</w:t>
+            </w:r>
+            <w:r>
+              <w:rPr>
+                <w:noProof/>
+                <w:webHidden/>
+              </w:rPr>
+              <w:fldChar w:fldCharType="end"/>
+            </w:r>
+          </w:hyperlink>
+        </w:p>
+        <w:p>
+          <w:pPr>
+            <w:pStyle w:val="TM3"/>
+            <w:tabs>
+              <w:tab w:val="right" w:leader="dot" w:pos="9016"/>
+            </w:tabs>
+            <w:rPr>
+              <w:noProof/>
+            </w:rPr>
+          </w:pPr>
+          <w:hyperlink w:anchor="_Toc230612921" w:history="1">
+            <w:r>
+              <w:rPr>
+                <w:rStyle w:val="Lienhypertexte"/>
+                <w:noProof/>
+              </w:rPr>
+              <w:t>Pourquoi abandonner le classificateur d'intent ?</w:t>
+            </w:r>
+            <w:r>
+              <w:rPr>
+                <w:noProof/>
+                <w:webHidden/>
+              </w:rPr>
+              <w:tab/>
+            </w:r>
+            <w:r>
+              <w:rPr>
+                <w:noProof/>
+                <w:webHidden/>
+              </w:rPr>
+              <w:fldChar w:fldCharType="begin"/>
+            </w:r>
+            <w:r>
+              <w:rPr>
+                <w:noProof/>
+                <w:webHidden/>
+              </w:rPr>
+              <w:instrText xml:space="preserve"> PAGEREF _Toc230612921 \h </w:instrText>
+            </w:r>
+            <w:r>
+              <w:rPr>
+                <w:noProof/>
+                <w:webHidden/>
+              </w:rPr>
+            </w:r>
+            <w:r>
+              <w:rPr>
+                <w:noProof/>
+                <w:webHidden/>
+              </w:rPr>
+              <w:fldChar w:fldCharType="separate"/>
+            </w:r>
+            <w:r>
+              <w:rPr>
+                <w:noProof/>
+                <w:webHidden/>
+              </w:rPr>
+              <w:t>11</w:t>
+            </w:r>
+            <w:r>
+              <w:rPr>
+                <w:noProof/>
+                <w:webHidden/>
+              </w:rPr>
+              <w:fldChar w:fldCharType="end"/>
+            </w:r>
+          </w:hyperlink>
+        </w:p>
+        <w:p>
+          <w:pPr>
+            <w:pStyle w:val="TM3"/>
+            <w:tabs>
+              <w:tab w:val="right" w:leader="dot" w:pos="9016"/>
+            </w:tabs>
+            <w:rPr>
+              <w:noProof/>
+            </w:rPr>
+          </w:pPr>
+          <w:hyperlink w:anchor="_Toc230612922" w:history="1">
+            <w:r>
+              <w:rPr>
+                <w:rStyle w:val="Lienhypertexte"/>
+                <w:noProof/>
+              </w:rPr>
+              <w:t>Concept clé : Le model n'exécute jamais les outils</w:t>
+            </w:r>
+            <w:r>
+              <w:rPr>
+                <w:noProof/>
+                <w:webHidden/>
+              </w:rPr>
+              <w:tab/>
+            </w:r>
+            <w:r>
+              <w:rPr>
+                <w:noProof/>
+                <w:webHidden/>
+              </w:rPr>
+              <w:fldChar w:fldCharType="begin"/>
+            </w:r>
+            <w:r>
+              <w:rPr>
+                <w:noProof/>
+                <w:webHidden/>
+              </w:rPr>
+              <w:instrText xml:space="preserve"> PAGEREF _Toc230612922 \h </w:instrText>
+            </w:r>
+            <w:r>
+              <w:rPr>
+                <w:noProof/>
+                <w:webHidden/>
+              </w:rPr>
+            </w:r>
+            <w:r>
+              <w:rPr>
+                <w:noProof/>
+                <w:webHidden/>
+              </w:rPr>
+              <w:fldChar w:fldCharType="separate"/>
+            </w:r>
+            <w:r>
+              <w:rPr>
+                <w:noProof/>
+                <w:webHidden/>
+              </w:rPr>
+              <w:t>12</w:t>
+            </w:r>
+            <w:r>
+              <w:rPr>
+                <w:noProof/>
+                <w:webHidden/>
+              </w:rPr>
+              <w:fldChar w:fldCharType="end"/>
+            </w:r>
+          </w:hyperlink>
+        </w:p>
+        <w:p>
+          <w:pPr>
+            <w:pStyle w:val="TM2"/>
+            <w:tabs>
+              <w:tab w:val="right" w:leader="dot" w:pos="9016"/>
+            </w:tabs>
+            <w:rPr>
+              <w:noProof/>
+            </w:rPr>
+          </w:pPr>
+          <w:hyperlink w:anchor="_Toc230612923" w:history="1">
+            <w:r>
+              <w:rPr>
+                <w:rStyle w:val="Lienhypertexte"/>
+                <w:noProof/>
+              </w:rPr>
+              <w:t>8. Les tools disponibles (à date)</w:t>
+            </w:r>
+            <w:r>
+              <w:rPr>
+                <w:noProof/>
+                <w:webHidden/>
+              </w:rPr>
+              <w:tab/>
+            </w:r>
+            <w:r>
+              <w:rPr>
+                <w:noProof/>
+                <w:webHidden/>
+              </w:rPr>
+              <w:fldChar w:fldCharType="begin"/>
+            </w:r>
+            <w:r>
+              <w:rPr>
+                <w:noProof/>
+                <w:webHidden/>
+              </w:rPr>
+              <w:instrText xml:space="preserve"> PAGEREF _Toc230612923 \h </w:instrText>
+            </w:r>
+            <w:r>
+              <w:rPr>
+                <w:noProof/>
+                <w:webHidden/>
+              </w:rPr>
+            </w:r>
+            <w:r>
+              <w:rPr>
+                <w:noProof/>
+                <w:webHidden/>
+              </w:rPr>
+              <w:fldChar w:fldCharType="separate"/>
+            </w:r>
+            <w:r>
+              <w:rPr>
+                <w:noProof/>
+                <w:webHidden/>
+              </w:rPr>
+              <w:t>13</w:t>
+            </w:r>
+            <w:r>
+              <w:rPr>
+                <w:noProof/>
+                <w:webHidden/>
+              </w:rPr>
+              <w:fldChar w:fldCharType="end"/>
+            </w:r>
+          </w:hyperlink>
+        </w:p>
+        <w:p>
+          <w:pPr>
+            <w:pStyle w:val="TM3"/>
+            <w:tabs>
+              <w:tab w:val="right" w:leader="dot" w:pos="9016"/>
+            </w:tabs>
+            <w:rPr>
+              <w:noProof/>
+            </w:rPr>
+          </w:pPr>
+          <w:hyperlink w:anchor="_Toc230612924" w:history="1">
+            <w:r>
+              <w:rPr>
+                <w:rStyle w:val="Lienhypertexte"/>
+                <w:rFonts w:ascii="Courier New" w:eastAsia="Courier New" w:hAnsi="Courier New" w:cs="Courier New"/>
+                <w:noProof/>
+                <w:shd w:val="clear" w:color="auto" w:fill="F1F5F9"/>
+              </w:rPr>
+              <w:t>search_animals</w:t>
+            </w:r>
+            <w:r>
+              <w:rPr>
+                <w:rStyle w:val="Lienhypertexte"/>
+                <w:noProof/>
+              </w:rPr>
+              <w:t xml:space="preserve"> - Recherche sémantique d'animaux basé sur une demande utilisateur</w:t>
+            </w:r>
+            <w:r>
+              <w:rPr>
+                <w:noProof/>
+                <w:webHidden/>
+              </w:rPr>
+              <w:tab/>
+            </w:r>
+            <w:r>
+              <w:rPr>
+                <w:noProof/>
+                <w:webHidden/>
+              </w:rPr>
+              <w:fldChar w:fldCharType="begin"/>
+            </w:r>
+            <w:r>
+              <w:rPr>
+                <w:noProof/>
+                <w:webHidden/>
+              </w:rPr>
+              <w:instrText xml:space="preserve"> PAGEREF _Toc230612924 \h </w:instrText>
+            </w:r>
+            <w:r>
+              <w:rPr>
+                <w:noProof/>
+                <w:webHidden/>
+              </w:rPr>
+            </w:r>
+            <w:r>
+              <w:rPr>
+                <w:noProof/>
+                <w:webHidden/>
+              </w:rPr>
+              <w:fldChar w:fldCharType="separate"/>
+            </w:r>
+            <w:r>
+              <w:rPr>
+                <w:noProof/>
+                <w:webHidden/>
+              </w:rPr>
+              <w:t>13</w:t>
+            </w:r>
+            <w:r>
+              <w:rPr>
+                <w:noProof/>
+                <w:webHidden/>
+              </w:rPr>
+              <w:fldChar w:fldCharType="end"/>
+            </w:r>
+          </w:hyperlink>
+        </w:p>
+        <w:p>
+          <w:pPr>
+            <w:pStyle w:val="TM3"/>
+            <w:tabs>
+              <w:tab w:val="right" w:leader="dot" w:pos="9016"/>
+            </w:tabs>
+            <w:rPr>
+              <w:noProof/>
+            </w:rPr>
+          </w:pPr>
+          <w:hyperlink w:anchor="_Toc230612925" w:history="1">
+            <w:r>
+              <w:rPr>
+                <w:rStyle w:val="Lienhypertexte"/>
+                <w:rFonts w:ascii="Courier New" w:eastAsia="Courier New" w:hAnsi="Courier New" w:cs="Courier New"/>
+                <w:noProof/>
+                <w:shd w:val="clear" w:color="auto" w:fill="F1F5F9"/>
+              </w:rPr>
+              <w:t>search_knowledge</w:t>
+            </w:r>
+            <w:r>
+              <w:rPr>
+                <w:rStyle w:val="Lienhypertexte"/>
+                <w:noProof/>
+              </w:rPr>
+              <w:t xml:space="preserve"> - Recherche sémantique sur la knowledge base</w:t>
+            </w:r>
+            <w:r>
+              <w:rPr>
+                <w:noProof/>
+                <w:webHidden/>
+              </w:rPr>
+              <w:tab/>
+            </w:r>
+            <w:r>
+              <w:rPr>
+                <w:noProof/>
+                <w:webHidden/>
+              </w:rPr>
+              <w:fldChar w:fldCharType="begin"/>
+            </w:r>
+            <w:r>
+              <w:rPr>
+                <w:noProof/>
+                <w:webHidden/>
+              </w:rPr>
+              <w:instrText xml:space="preserve"> PAGEREF _Toc230612925 \h </w:instrText>
+            </w:r>
+            <w:r>
+              <w:rPr>
+                <w:noProof/>
+                <w:webHidden/>
+              </w:rPr>
+            </w:r>
+            <w:r>
+              <w:rPr>
+                <w:noProof/>
+                <w:webHidden/>
+              </w:rPr>
+              <w:fldChar w:fldCharType="separate"/>
+            </w:r>
+            <w:r>
+              <w:rPr>
+                <w:noProof/>
+                <w:webHidden/>
+              </w:rPr>
+              <w:t>13</w:t>
+            </w:r>
+            <w:r>
+              <w:rPr>
+                <w:noProof/>
+                <w:webHidden/>
+              </w:rPr>
+              <w:fldChar w:fldCharType="end"/>
+            </w:r>
+          </w:hyperlink>
+        </w:p>
+        <w:p>
+          <w:pPr>
+            <w:pStyle w:val="TM3"/>
+            <w:tabs>
+              <w:tab w:val="right" w:leader="dot" w:pos="9016"/>
+            </w:tabs>
+            <w:rPr>
+              <w:noProof/>
+            </w:rPr>
+          </w:pPr>
+          <w:hyperlink w:anchor="_Toc230612926" w:history="1">
+            <w:r>
+              <w:rPr>
+                <w:rStyle w:val="Lienhypertexte"/>
+                <w:rFonts w:ascii="Courier New" w:eastAsia="Courier New" w:hAnsi="Courier New" w:cs="Courier New"/>
+                <w:noProof/>
+                <w:shd w:val="clear" w:color="auto" w:fill="F1F5F9"/>
+              </w:rPr>
+              <w:t>search_animal_by_name</w:t>
+            </w:r>
+            <w:r>
+              <w:rPr>
+                <w:rStyle w:val="Lienhypertexte"/>
+                <w:noProof/>
+              </w:rPr>
+              <w:t xml:space="preserve"> -  Recherche par nom</w:t>
+            </w:r>
+            <w:r>
+              <w:rPr>
+                <w:noProof/>
+                <w:webHidden/>
+              </w:rPr>
+              <w:tab/>
+            </w:r>
+            <w:r>
+              <w:rPr>
+                <w:noProof/>
+                <w:webHidden/>
+              </w:rPr>
+              <w:fldChar w:fldCharType="begin"/>
+            </w:r>
+            <w:r>
+              <w:rPr>
+                <w:noProof/>
+                <w:webHidden/>
+              </w:rPr>
+              <w:instrText xml:space="preserve"> PAGEREF _Toc230612926 \h </w:instrText>
+            </w:r>
+            <w:r>
+              <w:rPr>
+                <w:noProof/>
+                <w:webHidden/>
+              </w:rPr>
+            </w:r>
+            <w:r>
+              <w:rPr>
+                <w:noProof/>
+                <w:webHidden/>
+              </w:rPr>
+              <w:fldChar w:fldCharType="separate"/>
+            </w:r>
+            <w:r>
+              <w:rPr>
+                <w:noProof/>
+                <w:webHidden/>
+              </w:rPr>
+              <w:t>14</w:t>
+            </w:r>
+            <w:r>
+              <w:rPr>
+                <w:noProof/>
+                <w:webHidden/>
+              </w:rPr>
+              <w:fldChar w:fldCharType="end"/>
+            </w:r>
+          </w:hyperlink>
+        </w:p>
+        <w:p>
+          <w:pPr>
+            <w:pStyle w:val="TM3"/>
+            <w:tabs>
+              <w:tab w:val="right" w:leader="dot" w:pos="9016"/>
+            </w:tabs>
+            <w:rPr>
+              <w:noProof/>
+            </w:rPr>
+          </w:pPr>
+          <w:hyperlink w:anchor="_Toc230612927" w:history="1">
+            <w:r>
+              <w:rPr>
+                <w:rStyle w:val="Lienhypertexte"/>
+                <w:rFonts w:ascii="Courier New" w:eastAsia="Courier New" w:hAnsi="Courier New" w:cs="Courier New"/>
+                <w:noProof/>
+                <w:shd w:val="clear" w:color="auto" w:fill="F1F5F9"/>
+              </w:rPr>
+              <w:t>get_animal</w:t>
+            </w:r>
+            <w:r>
+              <w:rPr>
+                <w:rStyle w:val="Lienhypertexte"/>
+                <w:noProof/>
+              </w:rPr>
+              <w:t xml:space="preserve"> - Détails d'un animal par ID</w:t>
+            </w:r>
+            <w:r>
+              <w:rPr>
+                <w:noProof/>
+                <w:webHidden/>
+              </w:rPr>
+              <w:tab/>
+            </w:r>
+            <w:r>
+              <w:rPr>
+                <w:noProof/>
+                <w:webHidden/>
+              </w:rPr>
+              <w:fldChar w:fldCharType="begin"/>
+            </w:r>
+            <w:r>
+              <w:rPr>
+                <w:noProof/>
+                <w:webHidden/>
+              </w:rPr>
+              <w:instrText xml:space="preserve"> PAGEREF _Toc230612927 \h </w:instrText>
+            </w:r>
+            <w:r>
+              <w:rPr>
+                <w:noProof/>
+                <w:webHidden/>
+              </w:rPr>
+            </w:r>
+            <w:r>
+              <w:rPr>
+                <w:noProof/>
+                <w:webHidden/>
+              </w:rPr>
+              <w:fldChar w:fldCharType="separate"/>
+            </w:r>
+            <w:r>
+              <w:rPr>
+                <w:noProof/>
+                <w:webHidden/>
+              </w:rPr>
+              <w:t>14</w:t>
+            </w:r>
+            <w:r>
+              <w:rPr>
+                <w:noProof/>
+                <w:webHidden/>
+              </w:rPr>
+              <w:fldChar w:fldCharType="end"/>
+            </w:r>
+          </w:hyperlink>
+        </w:p>
+        <w:p>
+          <w:pPr>
+            <w:pStyle w:val="TM2"/>
+            <w:tabs>
+              <w:tab w:val="right" w:leader="dot" w:pos="9016"/>
+            </w:tabs>
+            <w:rPr>
+              <w:noProof/>
+            </w:rPr>
+          </w:pPr>
+          <w:hyperlink w:anchor="_Toc230612928" w:history="1">
+            <w:r>
+              <w:rPr>
+                <w:rStyle w:val="Lienhypertexte"/>
+                <w:noProof/>
+              </w:rPr>
+              <w:t>9. Le flux complet : deux appels Bedrock</w:t>
+            </w:r>
+            <w:r>
+              <w:rPr>
+                <w:noProof/>
+                <w:webHidden/>
+              </w:rPr>
+              <w:tab/>
+            </w:r>
+            <w:r>
+              <w:rPr>
+                <w:noProof/>
+                <w:webHidden/>
+              </w:rPr>
+              <w:fldChar w:fldCharType="begin"/>
+            </w:r>
+            <w:r>
+              <w:rPr>
+                <w:noProof/>
+                <w:webHidden/>
+              </w:rPr>
+              <w:instrText xml:space="preserve"> PAGEREF _Toc230612928 \h </w:instrText>
+            </w:r>
+            <w:r>
+              <w:rPr>
+                <w:noProof/>
+                <w:webHidden/>
+              </w:rPr>
+            </w:r>
+            <w:r>
+              <w:rPr>
+                <w:noProof/>
+                <w:webHidden/>
+              </w:rPr>
+              <w:fldChar w:fldCharType="separate"/>
+            </w:r>
+            <w:r>
+              <w:rPr>
+                <w:noProof/>
+                <w:webHidden/>
+              </w:rPr>
+              <w:t>15</w:t>
+            </w:r>
+            <w:r>
+              <w:rPr>
+                <w:noProof/>
+                <w:webHidden/>
+              </w:rPr>
+              <w:fldChar w:fldCharType="end"/>
+            </w:r>
+          </w:hyperlink>
+        </w:p>
+        <w:p>
+          <w:pPr>
+            <w:pStyle w:val="TM3"/>
+            <w:tabs>
+              <w:tab w:val="right" w:leader="dot" w:pos="9016"/>
+            </w:tabs>
+            <w:rPr>
+              <w:noProof/>
+            </w:rPr>
+          </w:pPr>
+          <w:hyperlink w:anchor="_Toc230612929" w:history="1">
+            <w:r>
+              <w:rPr>
+                <w:rStyle w:val="Lienhypertexte"/>
+                <w:noProof/>
+              </w:rPr>
+              <w:t>Pourquoi deux appels séparés ?</w:t>
+            </w:r>
+            <w:r>
+              <w:rPr>
+                <w:noProof/>
+                <w:webHidden/>
+              </w:rPr>
+              <w:tab/>
+            </w:r>
+            <w:r>
+              <w:rPr>
+                <w:noProof/>
+                <w:webHidden/>
+              </w:rPr>
+              <w:fldChar w:fldCharType="begin"/>
+            </w:r>
+            <w:r>
+              <w:rPr>
+                <w:noProof/>
+                <w:webHidden/>
+              </w:rPr>
+              <w:instrText xml:space="preserve"> PAGEREF _Toc230612929 \h </w:instrText>
+            </w:r>
+            <w:r>
+              <w:rPr>
+                <w:noProof/>
+                <w:webHidden/>
+              </w:rPr>
+            </w:r>
+            <w:r>
+              <w:rPr>
+                <w:noProof/>
+                <w:webHidden/>
+              </w:rPr>
+              <w:fldChar w:fldCharType="separate"/>
+            </w:r>
+            <w:r>
+              <w:rPr>
+                <w:noProof/>
+                <w:webHidden/>
+              </w:rPr>
+              <w:t>16</w:t>
+            </w:r>
+            <w:r>
+              <w:rPr>
+                <w:noProof/>
+                <w:webHidden/>
+              </w:rPr>
+              <w:fldChar w:fldCharType="end"/>
+            </w:r>
+          </w:hyperlink>
+        </w:p>
+        <w:p>
+          <w:pPr>
+            <w:pStyle w:val="TM3"/>
+            <w:tabs>
+              <w:tab w:val="right" w:leader="dot" w:pos="9016"/>
+            </w:tabs>
+            <w:rPr>
+              <w:noProof/>
+            </w:rPr>
+          </w:pPr>
+          <w:hyperlink w:anchor="_Toc230612930" w:history="1">
+            <w:r>
+              <w:rPr>
+                <w:rStyle w:val="Lienhypertexte"/>
+                <w:noProof/>
+              </w:rPr>
+              <w:t>Latence totale (constaté ~)</w:t>
+            </w:r>
+            <w:r>
+              <w:rPr>
+                <w:noProof/>
+                <w:webHidden/>
+              </w:rPr>
+              <w:tab/>
+            </w:r>
+            <w:r>
+              <w:rPr>
+                <w:noProof/>
+                <w:webHidden/>
+              </w:rPr>
+              <w:fldChar w:fldCharType="begin"/>
+            </w:r>
+            <w:r>
+              <w:rPr>
+                <w:noProof/>
+                <w:webHidden/>
+              </w:rPr>
+              <w:instrText xml:space="preserve"> PAGEREF _Toc230612930 \h </w:instrText>
+            </w:r>
+            <w:r>
+              <w:rPr>
+                <w:noProof/>
+                <w:webHidden/>
+              </w:rPr>
+            </w:r>
+            <w:r>
+              <w:rPr>
+                <w:noProof/>
+                <w:webHidden/>
+              </w:rPr>
+              <w:fldChar w:fldCharType="separate"/>
+            </w:r>
+            <w:r>
+              <w:rPr>
+                <w:noProof/>
+                <w:webHidden/>
+              </w:rPr>
+              <w:t>16</w:t>
+            </w:r>
+            <w:r>
+              <w:rPr>
+                <w:noProof/>
+                <w:webHidden/>
+              </w:rPr>
+              <w:fldChar w:fldCharType="end"/>
+            </w:r>
+          </w:hyperlink>
+        </w:p>
+        <w:p>
+          <w:pPr>
+            <w:pStyle w:val="TM2"/>
+            <w:tabs>
+              <w:tab w:val="right" w:leader="dot" w:pos="9016"/>
+            </w:tabs>
+            <w:rPr>
+              <w:noProof/>
+            </w:rPr>
+          </w:pPr>
+          <w:hyperlink w:anchor="_Toc230612931" w:history="1">
+            <w:r>
+              <w:rPr>
+                <w:rStyle w:val="Lienhypertexte"/>
+                <w:noProof/>
+              </w:rPr>
+              <w:t>10. La conversation vue par Bedrock</w:t>
+            </w:r>
+            <w:r>
+              <w:rPr>
+                <w:noProof/>
+                <w:webHidden/>
+              </w:rPr>
+              <w:tab/>
+            </w:r>
+            <w:r>
+              <w:rPr>
+                <w:noProof/>
+                <w:webHidden/>
+              </w:rPr>
+              <w:fldChar w:fldCharType="begin"/>
+            </w:r>
+            <w:r>
+              <w:rPr>
+                <w:noProof/>
+                <w:webHidden/>
+              </w:rPr>
+              <w:instrText xml:space="preserve"> PAGEREF _Toc230612931 \h </w:instrText>
+            </w:r>
+            <w:r>
+              <w:rPr>
+                <w:noProof/>
+                <w:webHidden/>
+              </w:rPr>
+            </w:r>
+            <w:r>
+              <w:rPr>
+                <w:noProof/>
+                <w:webHidden/>
+              </w:rPr>
+              <w:fldChar w:fldCharType="separate"/>
+            </w:r>
+            <w:r>
+              <w:rPr>
+                <w:noProof/>
+                <w:webHidden/>
+              </w:rPr>
+              <w:t>17</w:t>
+            </w:r>
+            <w:r>
+              <w:rPr>
+                <w:noProof/>
+                <w:webHidden/>
+              </w:rPr>
+              <w:fldChar w:fldCharType="end"/>
+            </w:r>
+          </w:hyperlink>
+        </w:p>
+        <w:p>
+          <w:pPr>
+            <w:pStyle w:val="TM2"/>
+            <w:tabs>
+              <w:tab w:val="right" w:leader="dot" w:pos="9016"/>
+            </w:tabs>
+            <w:rPr>
+              <w:noProof/>
+            </w:rPr>
+          </w:pPr>
+          <w:hyperlink w:anchor="_Toc230612932" w:history="1">
+            <w:r>
+              <w:rPr>
+                <w:rStyle w:val="Lienhypertexte"/>
+                <w:noProof/>
+              </w:rPr>
+              <w:t>11. RAG classique vs Agent : quelle différence donc ?</w:t>
+            </w:r>
+            <w:r>
+              <w:rPr>
+                <w:noProof/>
+                <w:webHidden/>
+              </w:rPr>
+              <w:tab/>
+            </w:r>
+            <w:r>
+              <w:rPr>
+                <w:noProof/>
+                <w:webHidden/>
+              </w:rPr>
+              <w:fldChar w:fldCharType="begin"/>
+            </w:r>
+            <w:r>
+              <w:rPr>
+                <w:noProof/>
+                <w:webHidden/>
+              </w:rPr>
+              <w:instrText xml:space="preserve"> PAGEREF _Toc230612932 \h </w:instrText>
+            </w:r>
+            <w:r>
+              <w:rPr>
+                <w:noProof/>
+                <w:webHidden/>
+              </w:rPr>
+            </w:r>
+            <w:r>
+              <w:rPr>
+                <w:noProof/>
+                <w:webHidden/>
+              </w:rPr>
+              <w:fldChar w:fldCharType="separate"/>
+            </w:r>
+            <w:r>
+              <w:rPr>
+                <w:noProof/>
+                <w:webHidden/>
+              </w:rPr>
+              <w:t>18</w:t>
+            </w:r>
+            <w:r>
+              <w:rPr>
+                <w:noProof/>
+                <w:webHidden/>
+              </w:rPr>
+              <w:fldChar w:fldCharType="end"/>
+            </w:r>
+          </w:hyperlink>
+        </w:p>
+        <w:p>
+          <w:pPr>
+            <w:pStyle w:val="TM3"/>
+            <w:tabs>
+              <w:tab w:val="right" w:leader="dot" w:pos="9016"/>
+            </w:tabs>
+            <w:rPr>
+              <w:noProof/>
+            </w:rPr>
+          </w:pPr>
+          <w:hyperlink w:anchor="_Toc230612933" w:history="1">
+            <w:r>
+              <w:rPr>
+                <w:rStyle w:val="Lienhypertexte"/>
+                <w:noProof/>
+              </w:rPr>
+              <w:t>RAG classique (pipeline fixe)</w:t>
+            </w:r>
+            <w:r>
+              <w:rPr>
+                <w:noProof/>
+                <w:webHidden/>
+              </w:rPr>
+              <w:tab/>
+            </w:r>
+            <w:r>
+              <w:rPr>
+                <w:noProof/>
+                <w:webHidden/>
+              </w:rPr>
+              <w:fldChar w:fldCharType="begin"/>
+            </w:r>
+            <w:r>
+              <w:rPr>
+                <w:noProof/>
+                <w:webHidden/>
+              </w:rPr>
+              <w:instrText xml:space="preserve"> PAGEREF _Toc230612933 \h </w:instrText>
+            </w:r>
+            <w:r>
+              <w:rPr>
+                <w:noProof/>
+                <w:webHidden/>
+              </w:rPr>
+            </w:r>
+            <w:r>
+              <w:rPr>
+                <w:noProof/>
+                <w:webHidden/>
+              </w:rPr>
+              <w:fldChar w:fldCharType="separate"/>
+            </w:r>
+            <w:r>
+              <w:rPr>
+                <w:noProof/>
+                <w:webHidden/>
+              </w:rPr>
+              <w:t>18</w:t>
+            </w:r>
+            <w:r>
+              <w:rPr>
+                <w:noProof/>
+                <w:webHidden/>
+              </w:rPr>
+              <w:fldChar w:fldCharType="end"/>
+            </w:r>
+          </w:hyperlink>
+        </w:p>
+        <w:p>
+          <w:pPr>
+            <w:pStyle w:val="TM3"/>
+            <w:tabs>
+              <w:tab w:val="right" w:leader="dot" w:pos="9016"/>
+            </w:tabs>
+            <w:rPr>
+              <w:noProof/>
+            </w:rPr>
+          </w:pPr>
+          <w:hyperlink w:anchor="_Toc230612934" w:history="1">
+            <w:r>
+              <w:rPr>
+                <w:rStyle w:val="Lienhypertexte"/>
+                <w:noProof/>
+              </w:rPr>
+              <w:t>Agent avec Tool Use (notre implémentation)</w:t>
+            </w:r>
+            <w:r>
+              <w:rPr>
+                <w:noProof/>
+                <w:webHidden/>
+              </w:rPr>
+              <w:tab/>
+            </w:r>
+            <w:r>
+              <w:rPr>
+                <w:noProof/>
+                <w:webHidden/>
+              </w:rPr>
+              <w:fldChar w:fldCharType="begin"/>
+            </w:r>
+            <w:r>
+              <w:rPr>
+                <w:noProof/>
+                <w:webHidden/>
+              </w:rPr>
+              <w:instrText xml:space="preserve"> PAGEREF _Toc230612934 \h </w:instrText>
+            </w:r>
+            <w:r>
+              <w:rPr>
+                <w:noProof/>
+                <w:webHidden/>
+              </w:rPr>
+            </w:r>
+            <w:r>
+              <w:rPr>
+                <w:noProof/>
+                <w:webHidden/>
+              </w:rPr>
+              <w:fldChar w:fldCharType="separate"/>
+            </w:r>
+            <w:r>
+              <w:rPr>
+                <w:noProof/>
+                <w:webHidden/>
+              </w:rPr>
+              <w:t>19</w:t>
+            </w:r>
+            <w:r>
+              <w:rPr>
+                <w:noProof/>
+                <w:webHidden/>
+              </w:rPr>
+              <w:fldChar w:fldCharType="end"/>
+            </w:r>
+          </w:hyperlink>
+        </w:p>
+        <w:p>
+          <w:pPr>
+            <w:pStyle w:val="TM3"/>
+            <w:tabs>
+              <w:tab w:val="right" w:leader="dot" w:pos="9016"/>
+            </w:tabs>
+            <w:rPr>
+              <w:noProof/>
+            </w:rPr>
+          </w:pPr>
+          <w:hyperlink w:anchor="_Toc230612935" w:history="1">
+            <w:r>
+              <w:rPr>
+                <w:rStyle w:val="Lienhypertexte"/>
+                <w:noProof/>
+              </w:rPr>
+              <w:t>Exemple concret</w:t>
+            </w:r>
+            <w:r>
+              <w:rPr>
+                <w:noProof/>
+                <w:webHidden/>
+              </w:rPr>
+              <w:tab/>
+            </w:r>
+            <w:r>
+              <w:rPr>
+                <w:noProof/>
+                <w:webHidden/>
+              </w:rPr>
+              <w:fldChar w:fldCharType="begin"/>
+            </w:r>
+            <w:r>
+              <w:rPr>
+                <w:noProof/>
+                <w:webHidden/>
+              </w:rPr>
+              <w:instrText xml:space="preserve"> PAGEREF _Toc230612935 \h </w:instrText>
+            </w:r>
+            <w:r>
+              <w:rPr>
+                <w:noProof/>
+                <w:webHidden/>
+              </w:rPr>
+            </w:r>
+            <w:r>
+              <w:rPr>
+                <w:noProof/>
+                <w:webHidden/>
+              </w:rPr>
+              <w:fldChar w:fldCharType="separate"/>
+            </w:r>
+            <w:r>
+              <w:rPr>
+                <w:noProof/>
+                <w:webHidden/>
+              </w:rPr>
+              <w:t>19</w:t>
+            </w:r>
+            <w:r>
+              <w:rPr>
+                <w:noProof/>
+                <w:webHidden/>
+              </w:rPr>
+              <w:fldChar w:fldCharType="end"/>
+            </w:r>
+          </w:hyperlink>
+        </w:p>
+        <w:p>
+          <w:pPr>
+            <w:pStyle w:val="TM2"/>
+            <w:tabs>
+              <w:tab w:val="right" w:leader="dot" w:pos="9016"/>
+            </w:tabs>
+            <w:rPr>
+              <w:noProof/>
+            </w:rPr>
+          </w:pPr>
+          <w:hyperlink w:anchor="_Toc230612936" w:history="1">
+            <w:r>
+              <w:rPr>
+                <w:rStyle w:val="Lienhypertexte"/>
+                <w:noProof/>
+              </w:rPr>
+              <w:t>12. Comparaison v1 /v2 du chatbot</w:t>
+            </w:r>
+            <w:r>
+              <w:rPr>
+                <w:noProof/>
+                <w:webHidden/>
+              </w:rPr>
+              <w:tab/>
+            </w:r>
+            <w:r>
+              <w:rPr>
+                <w:noProof/>
+                <w:webHidden/>
+              </w:rPr>
+              <w:fldChar w:fldCharType="begin"/>
+            </w:r>
+            <w:r>
+              <w:rPr>
+                <w:noProof/>
+                <w:webHidden/>
+              </w:rPr>
+              <w:instrText xml:space="preserve"> PAGEREF _Toc230612936 \h </w:instrText>
+            </w:r>
+            <w:r>
+              <w:rPr>
+                <w:noProof/>
+                <w:webHidden/>
+              </w:rPr>
+            </w:r>
+            <w:r>
+              <w:rPr>
+                <w:noProof/>
+                <w:webHidden/>
+              </w:rPr>
+              <w:fldChar w:fldCharType="separate"/>
+            </w:r>
+            <w:r>
+              <w:rPr>
+                <w:noProof/>
+                <w:webHidden/>
+              </w:rPr>
+              <w:t>20</w:t>
+            </w:r>
+            <w:r>
+              <w:rPr>
+                <w:noProof/>
+                <w:webHidden/>
+              </w:rPr>
+              <w:fldChar w:fldCharType="end"/>
+            </w:r>
+          </w:hyperlink>
+        </w:p>
+        <w:p>
+          <w:r>
+            <w:rPr>
+              <w:b/>
+              <w:bCs/>
+            </w:rPr>
+            <w:fldChar w:fldCharType="end"/>
+          </w:r>
+        </w:p>
+      </w:sdtContent>
+    </w:sdt>
+    <w:p>
+      <w:pPr>
+        <w:pStyle w:val="Titre1"/>
+        <w:jc w:val="center"/>
+      </w:pPr>
+    </w:p>
+    <w:p>
+      <w:pPr>
+        <w:pStyle w:val="Titre1"/>
+        <w:jc w:val="center"/>
+      </w:pPr>
+    </w:p>
+    <w:p>
+      <w:pPr>
+        <w:pStyle w:val="Titre1"/>
+        <w:jc w:val="center"/>
+      </w:pPr>
+    </w:p>
+    <w:p>
+      <w:pPr>
+        <w:pStyle w:val="Titre1"/>
+        <w:jc w:val="center"/>
+      </w:pPr>
+    </w:p>
+    <w:p>
+      <w:pPr>
+        <w:pStyle w:val="Titre1"/>
+        <w:jc w:val="center"/>
+      </w:pPr>
+    </w:p>
+    <w:p>
+      <w:pPr>
+        <w:pStyle w:val="Titre1"/>
+        <w:jc w:val="center"/>
+      </w:pPr>
+    </w:p>
+    <w:p>
+      <w:pPr>
+        <w:pStyle w:val="Titre1"/>
+        <w:jc w:val="center"/>
+      </w:pPr>
+    </w:p>
+    <w:p>
+      <w:pPr>
+        <w:pStyle w:val="Titre1"/>
+        <w:jc w:val="center"/>
+      </w:pPr>
+    </w:p>
+    <w:p>
+      <w:pPr>
+        <w:pStyle w:val="Titre1"/>
+        <w:jc w:val="center"/>
+      </w:pPr>
+    </w:p>
+    <w:p>
+      <w:pPr>
+        <w:pStyle w:val="Titre1"/>
+        <w:jc w:val="center"/>
+      </w:pPr>
+    </w:p>
+    <w:p>
+      <w:pPr>
+        <w:pStyle w:val="Titre1"/>
+        <w:jc w:val="center"/>
+      </w:pPr>
+    </w:p>
+    <w:p>
+      <w:pPr>
+        <w:pStyle w:val="Titre1"/>
+        <w:jc w:val="center"/>
+      </w:pPr>
+    </w:p>
+    <w:p>
+      <w:pPr>
+        <w:pStyle w:val="Titre1"/>
+        <w:jc w:val="center"/>
+      </w:pPr>
+    </w:p>
+    <w:p>
+      <w:pPr>
+        <w:pStyle w:val="Titre1"/>
+        <w:jc w:val="center"/>
+      </w:pPr>
+    </w:p>
+    <w:p>
+      <w:pPr>
+        <w:pStyle w:val="Titre1"/>
+        <w:jc w:val="center"/>
+      </w:pPr>
+    </w:p>
+    <w:p>
+      <w:pPr>
+        <w:pStyle w:val="Titre1"/>
+        <w:jc w:val="center"/>
+      </w:pPr>
     </w:p>
     <w:p/>
     <w:p/>
@@ -40,8 +3258,10 @@
       </w:r>
     </w:p>
     <w:p/>
-    <w:p>
-      <w:r>
+    <w:p/>
+    <w:p>
+      <w:r>
+        <w:lastRenderedPageBreak/>
         <w:br/>
       </w:r>
     </w:p>
@@ -50,13 +3270,15 @@
         <w:pStyle w:val="Titre2"/>
         <w:numPr>
           <w:ilvl w:val="0"/>
-          <w:numId w:val="4"/>
+          <w:numId w:val="5"/>
         </w:numPr>
-        <w:spacing w:after="200"/>
-      </w:pPr>
+        <w:jc w:val="center"/>
+      </w:pPr>
+      <w:bookmarkStart w:id="1" w:name="_Toc230612895"/>
       <w:r>
         <w:t>Vue d'ensemble du système</w:t>
       </w:r>
+      <w:bookmarkEnd w:id="1"/>
     </w:p>
     <w:p>
       <w:pPr>
@@ -225,12 +3447,49 @@
     <w:p>
       <w:pPr>
         <w:spacing w:after="120"/>
-      </w:pPr>
-      <w:r>
         <w:rPr>
           <w:b/>
           <w:bCs/>
         </w:rPr>
+      </w:pPr>
+    </w:p>
+    <w:p>
+      <w:pPr>
+        <w:spacing w:after="120"/>
+        <w:rPr>
+          <w:b/>
+          <w:bCs/>
+        </w:rPr>
+      </w:pPr>
+    </w:p>
+    <w:p>
+      <w:pPr>
+        <w:spacing w:after="120"/>
+        <w:rPr>
+          <w:b/>
+          <w:bCs/>
+        </w:rPr>
+      </w:pPr>
+    </w:p>
+    <w:p>
+      <w:pPr>
+        <w:spacing w:after="120"/>
+        <w:rPr>
+          <w:b/>
+          <w:bCs/>
+        </w:rPr>
+      </w:pPr>
+    </w:p>
+    <w:p>
+      <w:pPr>
+        <w:spacing w:after="120"/>
+      </w:pPr>
+      <w:r>
+        <w:rPr>
+          <w:b/>
+          <w:bCs/>
+        </w:rPr>
+        <w:lastRenderedPageBreak/>
         <w:t>Stack technique :</w:t>
       </w:r>
     </w:p>
@@ -505,17 +3764,26 @@
     <w:p>
       <w:pPr>
         <w:pStyle w:val="Titre2"/>
-        <w:spacing w:after="200"/>
-      </w:pPr>
-      <w:r>
-        <w:t xml:space="preserve">2. </w:t>
-      </w:r>
+        <w:numPr>
+          <w:ilvl w:val="0"/>
+          <w:numId w:val="5"/>
+        </w:numPr>
+        <w:jc w:val="center"/>
+      </w:pPr>
+      <w:bookmarkStart w:id="2" w:name="_Toc230612896"/>
       <w:r>
         <w:t xml:space="preserve">Base de </w:t>
       </w:r>
       <w:r>
         <w:t>données</w:t>
       </w:r>
+      <w:bookmarkEnd w:id="2"/>
+    </w:p>
+    <w:p>
+      <w:pPr>
+        <w:pStyle w:val="Titre2"/>
+        <w:ind w:left="720"/>
+      </w:pPr>
     </w:p>
     <w:p>
       <w:pPr>
@@ -562,6 +3830,7 @@
         <w:pStyle w:val="Titre3"/>
         <w:spacing w:after="200"/>
       </w:pPr>
+      <w:bookmarkStart w:id="3" w:name="_Toc230612897"/>
       <w:r>
         <w:t xml:space="preserve">Table </w:t>
       </w:r>
@@ -573,6 +3842,7 @@
         </w:rPr>
         <w:t>animals</w:t>
       </w:r>
+      <w:bookmarkEnd w:id="3"/>
       <w:proofErr w:type="spellEnd"/>
     </w:p>
     <w:p>
@@ -1031,6 +4301,7 @@
         <w:pStyle w:val="Titre3"/>
         <w:spacing w:after="200"/>
       </w:pPr>
+      <w:bookmarkStart w:id="4" w:name="_Toc230612898"/>
       <w:r>
         <w:lastRenderedPageBreak/>
         <w:t xml:space="preserve">Table </w:t>
@@ -1043,6 +4314,7 @@
         </w:rPr>
         <w:t>knowledge_chunks</w:t>
       </w:r>
+      <w:bookmarkEnd w:id="4"/>
       <w:proofErr w:type="spellEnd"/>
     </w:p>
     <w:p>
@@ -1460,8 +4732,13 @@
         <w:pStyle w:val="Titre3"/>
         <w:spacing w:after="200"/>
       </w:pPr>
-      <w:r>
-        <w:t xml:space="preserve">Comparaison </w:t>
+      <w:bookmarkStart w:id="5" w:name="_Toc230612899"/>
+      <w:r>
+        <w:t>Comparaison</w:t>
+      </w:r>
+      <w:bookmarkEnd w:id="5"/>
+      <w:r>
+        <w:t xml:space="preserve"> </w:t>
       </w:r>
     </w:p>
     <w:p>
@@ -1905,6 +5182,7 @@
         <w:pStyle w:val="Titre3"/>
         <w:spacing w:after="200"/>
       </w:pPr>
+      <w:bookmarkStart w:id="6" w:name="_Toc230612900"/>
       <w:r>
         <w:lastRenderedPageBreak/>
         <w:t xml:space="preserve">Pourquoi une </w:t>
@@ -1915,7 +5193,11 @@
       </w:r>
       <w:proofErr w:type="spellEnd"/>
       <w:r>
-        <w:t xml:space="preserve"> table ? </w:t>
+        <w:t xml:space="preserve"> table ?</w:t>
+      </w:r>
+      <w:bookmarkEnd w:id="6"/>
+      <w:r>
+        <w:t xml:space="preserve"> </w:t>
       </w:r>
     </w:p>
     <w:p>
@@ -1923,13 +5205,7 @@
         <w:spacing w:after="120"/>
       </w:pPr>
       <w:r>
-        <w:t>Le modèle choisi a</w:t>
-      </w:r>
-      <w:r>
-        <w:t xml:space="preserve"> été entraîné sur des milliards de textes généraux. Il connaît l'adoption animale dans les grandes lignes. </w:t>
-      </w:r>
-      <w:r>
-        <w:t xml:space="preserve">Mais on souhaite que ces connaissances soient plus spécifiques à notre problématique, par exemple : </w:t>
+        <w:t xml:space="preserve">Le modèle choisi a été entraîné sur des milliards de textes généraux. Il connaît l'adoption animale dans les grandes lignes. Mais on souhaite que ces connaissances soient plus spécifiques à notre problématique, par exemple : </w:t>
       </w:r>
     </w:p>
     <w:p>
@@ -1988,10 +5264,7 @@
         <w:spacing w:after="100"/>
       </w:pPr>
       <w:r>
-        <w:t>Des</w:t>
-      </w:r>
-      <w:r>
-        <w:t xml:space="preserve"> conseils personnalisés par espèce</w:t>
+        <w:t>Des conseils personnalisés par espèce</w:t>
       </w:r>
     </w:p>
     <w:p>
@@ -2077,20 +5350,19 @@
         <w:pStyle w:val="Titre3"/>
         <w:spacing w:after="200"/>
       </w:pPr>
+      <w:bookmarkStart w:id="7" w:name="_Toc230612901"/>
       <w:r>
         <w:t xml:space="preserve">Notre </w:t>
       </w:r>
       <w:proofErr w:type="gramStart"/>
       <w:r>
-        <w:t>choix</w:t>
-      </w:r>
-      <w:r>
-        <w:t>:</w:t>
+        <w:t>choix:</w:t>
       </w:r>
       <w:proofErr w:type="gramEnd"/>
       <w:r>
         <w:t xml:space="preserve"> écrire sa propre base de connaissances</w:t>
       </w:r>
+      <w:bookmarkEnd w:id="7"/>
     </w:p>
     <w:p>
       <w:pPr>
@@ -2609,6 +5881,7 @@
         <w:pStyle w:val="Titre3"/>
         <w:spacing w:after="200"/>
       </w:pPr>
+      <w:bookmarkStart w:id="8" w:name="_Toc230612902"/>
       <w:r>
         <w:t xml:space="preserve">Enrichir la </w:t>
       </w:r>
@@ -2620,6 +5893,7 @@
       <w:r>
         <w:t xml:space="preserve"> base</w:t>
       </w:r>
+      <w:bookmarkEnd w:id="8"/>
     </w:p>
     <w:p>
       <w:pPr>
@@ -2672,24 +5946,35 @@
     <w:p>
       <w:pPr>
         <w:pStyle w:val="Titre2"/>
-        <w:spacing w:after="200"/>
-      </w:pPr>
+        <w:numPr>
+          <w:ilvl w:val="0"/>
+          <w:numId w:val="5"/>
+        </w:numPr>
+        <w:jc w:val="center"/>
+      </w:pPr>
+      <w:bookmarkStart w:id="9" w:name="_Toc230612903"/>
       <w:r>
         <w:lastRenderedPageBreak/>
-        <w:t>3</w:t>
-      </w:r>
-      <w:r>
-        <w:t xml:space="preserve">. Le Seeder </w:t>
-      </w:r>
+        <w:t>Le Seeder</w:t>
+      </w:r>
+      <w:bookmarkEnd w:id="9"/>
+    </w:p>
+    <w:p>
+      <w:pPr>
+        <w:pStyle w:val="Titre2"/>
+        <w:ind w:left="720"/>
+      </w:pPr>
     </w:p>
     <w:p>
       <w:pPr>
         <w:pStyle w:val="Titre3"/>
         <w:spacing w:after="200"/>
       </w:pPr>
+      <w:bookmarkStart w:id="10" w:name="_Toc230612904"/>
       <w:r>
         <w:t>Rôle du seeder</w:t>
       </w:r>
+      <w:bookmarkEnd w:id="10"/>
     </w:p>
     <w:p>
       <w:pPr>
@@ -2781,10 +6066,7 @@
         <w:ind w:left="20"/>
       </w:pPr>
       <w:r>
-        <w:t>L’opération est</w:t>
-      </w:r>
-      <w:r>
-        <w:t xml:space="preserve"> </w:t>
+        <w:t xml:space="preserve">L’opération est </w:t>
       </w:r>
       <w:r>
         <w:rPr>
@@ -2794,13 +6076,7 @@
         <w:t>idempotente</w:t>
       </w:r>
       <w:r>
-        <w:t xml:space="preserve">, CQFD elle </w:t>
-      </w:r>
-      <w:r>
-        <w:t>peut être relancée sans créer de doublons</w:t>
-      </w:r>
-      <w:r>
-        <w:t>. Utile pour maintenir et tester.</w:t>
+        <w:t>, CQFD elle peut être relancée sans créer de doublons. Utile pour maintenir et tester.</w:t>
       </w:r>
     </w:p>
     <w:p>
@@ -2816,6 +6092,7 @@
         <w:pStyle w:val="Titre3"/>
         <w:spacing w:after="200"/>
       </w:pPr>
+      <w:bookmarkStart w:id="11" w:name="_Toc230612905"/>
       <w:r>
         <w:t xml:space="preserve">Workflow complet </w:t>
       </w:r>
@@ -2833,6 +6110,7 @@
       <w:r>
         <w:t>table</w:t>
       </w:r>
+      <w:bookmarkEnd w:id="11"/>
     </w:p>
     <w:p>
       <w:pPr>
@@ -3277,10 +6555,12 @@
         <w:pStyle w:val="Titre3"/>
         <w:spacing w:after="200"/>
       </w:pPr>
+      <w:bookmarkStart w:id="12" w:name="_Toc230612906"/>
       <w:proofErr w:type="spellStart"/>
       <w:r>
         <w:t>Dockerfile.seeder</w:t>
       </w:r>
+      <w:bookmarkEnd w:id="12"/>
       <w:proofErr w:type="spellEnd"/>
     </w:p>
     <w:p>
@@ -3550,14 +6830,16 @@
     <w:p>
       <w:pPr>
         <w:pStyle w:val="Titre2"/>
-        <w:spacing w:after="200"/>
-      </w:pPr>
+        <w:numPr>
+          <w:ilvl w:val="0"/>
+          <w:numId w:val="5"/>
+        </w:numPr>
+        <w:jc w:val="center"/>
+      </w:pPr>
+      <w:bookmarkStart w:id="13" w:name="_Toc230612907"/>
       <w:r>
         <w:lastRenderedPageBreak/>
-        <w:t>4</w:t>
-      </w:r>
-      <w:r>
-        <w:t xml:space="preserve">. Les </w:t>
+        <w:t xml:space="preserve">Les </w:t>
       </w:r>
       <w:proofErr w:type="spellStart"/>
       <w:r>
@@ -3571,13 +6853,21 @@
       <w:r>
         <w:t>pgvector</w:t>
       </w:r>
-      <w:proofErr w:type="spellEnd"/>
+      <w:bookmarkEnd w:id="13"/>
+      <w:proofErr w:type="spellEnd"/>
+    </w:p>
+    <w:p>
+      <w:pPr>
+        <w:pStyle w:val="Titre2"/>
+        <w:ind w:left="720"/>
+      </w:pPr>
     </w:p>
     <w:p>
       <w:pPr>
         <w:pStyle w:val="Titre3"/>
         <w:spacing w:after="200"/>
       </w:pPr>
+      <w:bookmarkStart w:id="14" w:name="_Toc230612908"/>
       <w:r>
         <w:t xml:space="preserve">Qu'est-ce qu'un </w:t>
       </w:r>
@@ -3589,6 +6879,7 @@
       <w:r>
         <w:t xml:space="preserve"> ?</w:t>
       </w:r>
+      <w:bookmarkEnd w:id="14"/>
     </w:p>
     <w:p>
       <w:pPr>
@@ -3615,13 +6906,7 @@
         <w:t xml:space="preserve"> du sens</w:t>
       </w:r>
       <w:r>
-        <w:t xml:space="preserve"> d'un texte (</w:t>
-      </w:r>
-      <w:r>
-        <w:t xml:space="preserve">à imaginer comme un </w:t>
-      </w:r>
-      <w:r>
-        <w:t>tableau de nombres flottants).</w:t>
+        <w:t xml:space="preserve"> d'un texte (à imaginer comme un tableau de nombres flottants).</w:t>
       </w:r>
     </w:p>
     <w:p>
@@ -4019,9 +7304,11 @@
         <w:pStyle w:val="Titre3"/>
         <w:spacing w:after="200"/>
       </w:pPr>
+      <w:bookmarkStart w:id="15" w:name="_Toc230612909"/>
       <w:r>
         <w:t>Le modèle utilisé</w:t>
       </w:r>
+      <w:bookmarkEnd w:id="15"/>
     </w:p>
     <w:p>
       <w:pPr>
@@ -4156,12 +7443,14 @@
         <w:pStyle w:val="Titre3"/>
         <w:spacing w:after="200"/>
       </w:pPr>
+      <w:bookmarkStart w:id="16" w:name="_Toc230612910"/>
       <w:proofErr w:type="spellStart"/>
       <w:proofErr w:type="gramStart"/>
       <w:r>
         <w:lastRenderedPageBreak/>
         <w:t>pgvector</w:t>
       </w:r>
+      <w:bookmarkEnd w:id="16"/>
       <w:proofErr w:type="spellEnd"/>
       <w:proofErr w:type="gramEnd"/>
     </w:p>
@@ -4553,6 +7842,7 @@
         <w:pStyle w:val="Titre3"/>
         <w:spacing w:after="200"/>
       </w:pPr>
+      <w:bookmarkStart w:id="17" w:name="_Toc230612911"/>
       <w:r>
         <w:t xml:space="preserve">Qui calcule les </w:t>
       </w:r>
@@ -4564,6 +7854,7 @@
       <w:r>
         <w:t xml:space="preserve"> ?</w:t>
       </w:r>
+      <w:bookmarkEnd w:id="17"/>
     </w:p>
     <w:p>
       <w:pPr>
@@ -5159,17 +8450,16 @@
     <w:p>
       <w:pPr>
         <w:pStyle w:val="Titre2"/>
-        <w:spacing w:after="200"/>
-      </w:pPr>
+        <w:numPr>
+          <w:ilvl w:val="0"/>
+          <w:numId w:val="5"/>
+        </w:numPr>
+        <w:jc w:val="center"/>
+      </w:pPr>
+      <w:bookmarkStart w:id="18" w:name="_Toc230612912"/>
       <w:r>
         <w:lastRenderedPageBreak/>
-        <w:t>5</w:t>
-      </w:r>
-      <w:r>
-        <w:t>. Le RAG</w:t>
-      </w:r>
-      <w:r>
-        <w:t xml:space="preserve"> : </w:t>
+        <w:t xml:space="preserve">Le RAG : </w:t>
       </w:r>
       <w:proofErr w:type="spellStart"/>
       <w:r>
@@ -5191,7 +8481,14 @@
       <w:r>
         <w:t>Generation</w:t>
       </w:r>
-      <w:proofErr w:type="spellEnd"/>
+      <w:bookmarkEnd w:id="18"/>
+      <w:proofErr w:type="spellEnd"/>
+    </w:p>
+    <w:p>
+      <w:pPr>
+        <w:pStyle w:val="Titre2"/>
+        <w:ind w:left="720"/>
+      </w:pPr>
     </w:p>
     <w:p>
       <w:pPr>
@@ -5236,12 +8533,14 @@
         <w:pStyle w:val="Titre3"/>
         <w:spacing w:after="200"/>
       </w:pPr>
+      <w:bookmarkStart w:id="19" w:name="_Toc230612913"/>
       <w:r>
         <w:t>Les 3 étapes du RAG</w:t>
       </w:r>
       <w:r>
         <w:t xml:space="preserve"> (dans notre contexte)</w:t>
       </w:r>
+      <w:bookmarkEnd w:id="19"/>
     </w:p>
     <w:p>
       <w:pPr>
@@ -6284,12 +9583,17 @@
         <w:pStyle w:val="Titre3"/>
         <w:spacing w:after="200"/>
       </w:pPr>
+      <w:bookmarkStart w:id="20" w:name="_Toc230612914"/>
       <w:r>
         <w:lastRenderedPageBreak/>
         <w:t xml:space="preserve">Pourquoi c'est </w:t>
       </w:r>
       <w:r>
-        <w:t xml:space="preserve">primordial ? </w:t>
+        <w:t>primordial ?</w:t>
+      </w:r>
+      <w:bookmarkEnd w:id="20"/>
+      <w:r>
+        <w:t xml:space="preserve"> </w:t>
       </w:r>
     </w:p>
     <w:p>
@@ -6364,10 +9668,7 @@
           </w:tcPr>
           <w:p>
             <w:r>
-              <w:t>Le modèle</w:t>
-            </w:r>
-            <w:r>
-              <w:t xml:space="preserve"> répond avec ses données d'entraînement (génériques)</w:t>
+              <w:t>Le modèle répond avec ses données d'entraînement (génériques)</w:t>
             </w:r>
           </w:p>
         </w:tc>
@@ -6377,22 +9678,7 @@
           </w:tcPr>
           <w:p>
             <w:r>
-              <w:t>Le modèle</w:t>
-            </w:r>
-            <w:r>
-              <w:t xml:space="preserve"> répond avec </w:t>
-            </w:r>
-            <w:r>
-              <w:t>les</w:t>
-            </w:r>
-            <w:r>
-              <w:t xml:space="preserve"> données </w:t>
-            </w:r>
-            <w:r>
-              <w:t xml:space="preserve">du site </w:t>
-            </w:r>
-            <w:r>
-              <w:t>(spécifiques)</w:t>
+              <w:t>Le modèle répond avec les données du site (spécifiques)</w:t>
             </w:r>
           </w:p>
         </w:tc>
@@ -6513,30 +9799,30 @@
     <w:p>
       <w:pPr>
         <w:pStyle w:val="Titre2"/>
-        <w:spacing w:after="200"/>
-      </w:pPr>
-      <w:r>
-        <w:t>6</w:t>
-      </w:r>
-      <w:r>
-        <w:t>. Recherche vectorielle vs recherche textuelle</w:t>
-      </w:r>
+        <w:numPr>
+          <w:ilvl w:val="0"/>
+          <w:numId w:val="5"/>
+        </w:numPr>
+        <w:jc w:val="center"/>
+      </w:pPr>
+      <w:bookmarkStart w:id="21" w:name="_Toc230612915"/>
+      <w:r>
+        <w:t>Recherche vectorielle vs recherche textuelle</w:t>
+      </w:r>
+      <w:bookmarkEnd w:id="21"/>
+    </w:p>
+    <w:p>
+      <w:pPr>
+        <w:pStyle w:val="Titre2"/>
+        <w:ind w:left="720"/>
+      </w:pPr>
     </w:p>
     <w:p>
       <w:pPr>
         <w:spacing w:after="120"/>
       </w:pPr>
       <w:r>
-        <w:t>Distinction</w:t>
-      </w:r>
-      <w:r>
-        <w:t xml:space="preserve"> </w:t>
-      </w:r>
-      <w:r>
-        <w:t>importante</w:t>
-      </w:r>
-      <w:r>
-        <w:t xml:space="preserve"> qui explique pourquoi on a eu besoin de plusieurs outils.</w:t>
+        <w:t>Distinction importante qui explique pourquoi on a eu besoin de plusieurs outils.</w:t>
       </w:r>
     </w:p>
     <w:p>
@@ -6552,9 +9838,11 @@
         <w:pStyle w:val="Titre3"/>
         <w:spacing w:after="200"/>
       </w:pPr>
+      <w:bookmarkStart w:id="22" w:name="_Toc230612916"/>
       <w:r>
         <w:t>La recherche vectorielle encode le SENS</w:t>
       </w:r>
+      <w:bookmarkEnd w:id="22"/>
     </w:p>
     <w:p>
       <w:pPr>
@@ -6750,19 +10038,13 @@
         <w:spacing w:after="120"/>
       </w:pPr>
       <w:r>
-        <w:t xml:space="preserve">Ça marche car </w:t>
-      </w:r>
-      <w:r>
-        <w:t xml:space="preserve">les </w:t>
+        <w:t xml:space="preserve">Ça marche car les </w:t>
       </w:r>
       <w:r>
         <w:t>descriptions</w:t>
       </w:r>
       <w:r>
-        <w:t xml:space="preserve"> d'animaux contiennent des informations sémantiques riches.</w:t>
-      </w:r>
-      <w:r>
-        <w:t xml:space="preserve"> </w:t>
+        <w:t xml:space="preserve"> d'animaux contiennent des informations sémantiques riches. </w:t>
       </w:r>
     </w:p>
     <w:p>
@@ -6778,9 +10060,11 @@
         <w:pStyle w:val="Titre3"/>
         <w:spacing w:after="200"/>
       </w:pPr>
+      <w:bookmarkStart w:id="23" w:name="_Toc230612917"/>
       <w:r>
         <w:t>Le problème avec les noms propres</w:t>
       </w:r>
+      <w:bookmarkEnd w:id="23"/>
     </w:p>
     <w:p>
       <w:pPr>
@@ -7030,9 +10314,11 @@
         <w:pStyle w:val="Titre3"/>
         <w:spacing w:after="200"/>
       </w:pPr>
+      <w:bookmarkStart w:id="24" w:name="_Toc230612918"/>
       <w:r>
         <w:t>Règle générale</w:t>
       </w:r>
+      <w:bookmarkEnd w:id="24"/>
     </w:p>
     <w:p>
       <w:pPr>
@@ -7365,132 +10651,200 @@
           <w:i/>
           <w:iCs/>
         </w:rPr>
-        <w:t xml:space="preserve">* </w:t>
-      </w:r>
+        <w:t xml:space="preserve">* Le </w:t>
+      </w:r>
+      <w:proofErr w:type="spellStart"/>
       <w:r>
         <w:rPr>
           <w:i/>
           <w:iCs/>
         </w:rPr>
-        <w:t xml:space="preserve">Le </w:t>
-      </w:r>
-      <w:proofErr w:type="spellStart"/>
+        <w:t>get_animal</w:t>
+      </w:r>
+      <w:proofErr w:type="spellEnd"/>
       <w:r>
         <w:rPr>
           <w:i/>
           <w:iCs/>
         </w:rPr>
-        <w:t>get_animal</w:t>
-      </w:r>
-      <w:proofErr w:type="spellEnd"/>
+        <w:t xml:space="preserve"> par UUID a un seul cas d'usage légitime : quand l'utilisateur est déjà sur la fiche /</w:t>
+      </w:r>
+      <w:proofErr w:type="spellStart"/>
       <w:r>
         <w:rPr>
           <w:i/>
           <w:iCs/>
         </w:rPr>
-        <w:t xml:space="preserve"> par UUID a un seul cas d'usage légitime : quand l'utilisateur est déjà sur la fiche /</w:t>
-      </w:r>
-      <w:proofErr w:type="spellStart"/>
+        <w:t>animals</w:t>
+      </w:r>
+      <w:proofErr w:type="spellEnd"/>
       <w:r>
         <w:rPr>
           <w:i/>
           <w:iCs/>
         </w:rPr>
-        <w:t>animals</w:t>
-      </w:r>
-      <w:proofErr w:type="spellEnd"/>
+        <w:t>/{</w:t>
+      </w:r>
+      <w:proofErr w:type="spellStart"/>
       <w:r>
         <w:rPr>
           <w:i/>
           <w:iCs/>
         </w:rPr>
-        <w:t>/{</w:t>
-      </w:r>
-      <w:proofErr w:type="spellStart"/>
+        <w:t>uuid</w:t>
+      </w:r>
+      <w:proofErr w:type="spellEnd"/>
       <w:r>
         <w:rPr>
           <w:i/>
           <w:iCs/>
         </w:rPr>
-        <w:t>uuid</w:t>
-      </w:r>
-      <w:proofErr w:type="spellEnd"/>
+        <w:t xml:space="preserve">}, le frontend injecte l'ID dans la requête chat. Claude peut alors appeler </w:t>
+      </w:r>
+      <w:proofErr w:type="spellStart"/>
       <w:r>
         <w:rPr>
           <w:i/>
           <w:iCs/>
         </w:rPr>
-        <w:t xml:space="preserve">}, le frontend injecte l'ID dans la requête chat. Claude peut alors appeler </w:t>
-      </w:r>
-      <w:proofErr w:type="spellStart"/>
+        <w:t>get_animal</w:t>
+      </w:r>
+      <w:proofErr w:type="spellEnd"/>
       <w:r>
         <w:rPr>
           <w:i/>
           <w:iCs/>
         </w:rPr>
-        <w:t>get_animal</w:t>
-      </w:r>
-      <w:proofErr w:type="spellEnd"/>
+        <w:t>(</w:t>
+      </w:r>
+      <w:proofErr w:type="spellStart"/>
       <w:r>
         <w:rPr>
           <w:i/>
           <w:iCs/>
         </w:rPr>
-        <w:t>(</w:t>
-      </w:r>
-      <w:proofErr w:type="spellStart"/>
+        <w:t>animal_id</w:t>
+      </w:r>
+      <w:proofErr w:type="spellEnd"/>
       <w:r>
         <w:rPr>
           <w:i/>
           <w:iCs/>
         </w:rPr>
-        <w:t>animal_id</w:t>
-      </w:r>
-      <w:proofErr w:type="spellEnd"/>
-      <w:r>
+        <w:t>) pour avoir le contexte complet de l'animal sans refaire une recherche.</w:t>
+      </w:r>
+    </w:p>
+    <w:p>
+      <w:pPr>
+        <w:spacing w:before="240"/>
         <w:rPr>
           <w:i/>
           <w:iCs/>
         </w:rPr>
-        <w:t>) pour avoir le contexte complet de l'animal sans refaire une recherche.</w:t>
-      </w:r>
-    </w:p>
-    <w:p>
-      <w:pPr>
-        <w:spacing w:before="240"/>
+      </w:pPr>
+      <w:r>
         <w:rPr>
           <w:i/>
           <w:iCs/>
         </w:rPr>
-      </w:pPr>
+        <w:t xml:space="preserve">-&gt; donne l’illusion que le </w:t>
+      </w:r>
+      <w:proofErr w:type="spellStart"/>
       <w:r>
         <w:rPr>
           <w:i/>
           <w:iCs/>
         </w:rPr>
-        <w:t xml:space="preserve">-&gt; donne l’illusion que le </w:t>
-      </w:r>
-      <w:proofErr w:type="spellStart"/>
+        <w:t>chatbot</w:t>
+      </w:r>
+      <w:proofErr w:type="spellEnd"/>
       <w:r>
         <w:rPr>
           <w:i/>
           <w:iCs/>
         </w:rPr>
-        <w:t>chatbot</w:t>
-      </w:r>
-      <w:proofErr w:type="spellEnd"/>
+        <w:t xml:space="preserve"> comprend de qui on parle, si on est déjà sur la fiche de l’animal. Oui.</w:t>
+      </w:r>
+    </w:p>
+    <w:p>
+      <w:pPr>
+        <w:spacing w:after="200"/>
+      </w:pPr>
+    </w:p>
+    <w:p>
+      <w:pPr>
+        <w:pStyle w:val="Titre2"/>
+        <w:jc w:val="center"/>
+      </w:pPr>
+    </w:p>
+    <w:p>
+      <w:pPr>
+        <w:pStyle w:val="Titre2"/>
+        <w:jc w:val="center"/>
+      </w:pPr>
+      <w:bookmarkStart w:id="25" w:name="_Toc230612919"/>
+      <w:r>
+        <w:t>7. L'approche agentique : Tool Use</w:t>
+      </w:r>
+      <w:bookmarkEnd w:id="25"/>
+    </w:p>
+    <w:p>
+      <w:pPr>
+        <w:pStyle w:val="Titre3"/>
+        <w:spacing w:after="200"/>
+      </w:pPr>
+    </w:p>
+    <w:p>
+      <w:pPr>
+        <w:pStyle w:val="Titre3"/>
+        <w:spacing w:after="200"/>
+      </w:pPr>
+      <w:bookmarkStart w:id="26" w:name="_Toc230612920"/>
+      <w:r>
+        <w:t>LLM classique vs Agent</w:t>
+      </w:r>
+      <w:bookmarkEnd w:id="26"/>
+    </w:p>
+    <w:p>
+      <w:pPr>
+        <w:pStyle w:val="Titre3"/>
+        <w:spacing w:after="200"/>
+      </w:pPr>
+    </w:p>
+    <w:p>
+      <w:pPr>
+        <w:spacing w:after="120"/>
+      </w:pPr>
+      <w:r>
+        <w:t xml:space="preserve">Un </w:t>
+      </w:r>
       <w:r>
         <w:rPr>
           <w:i/>
           <w:iCs/>
         </w:rPr>
-        <w:t xml:space="preserve"> comprend de qui on parle, si on est déjà sur la fiche de l’animal. Oui.</w:t>
+        <w:t>agent</w:t>
+      </w:r>
+      <w:r>
+        <w:t xml:space="preserve"> est un LLM capable de </w:t>
+      </w:r>
+      <w:r>
+        <w:t>décider quelles actions effectuer et d'utiliser les résultats</w:t>
+      </w:r>
+      <w:r>
+        <w:t xml:space="preserve"> pour construire sa réponse</w:t>
+      </w:r>
+      <w:r>
+        <w:t>. C’est bien moins passif, et ne prend plus le risque d’inventer une réponse par défaut.</w:t>
       </w:r>
     </w:p>
     <w:p>
       <w:pPr>
         <w:spacing w:after="200"/>
       </w:pPr>
+      <w:r>
+        <w:t xml:space="preserve"> </w:t>
+      </w:r>
     </w:p>
     <w:p>
       <w:pPr>
@@ -7499,98 +10853,20 @@
     </w:p>
     <w:p>
       <w:pPr>
-        <w:pStyle w:val="Titre2"/>
         <w:spacing w:after="200"/>
       </w:pPr>
-      <w:r>
-        <w:t>7</w:t>
-      </w:r>
-      <w:r>
-        <w:t>. L'approche agentique</w:t>
-      </w:r>
-      <w:r>
-        <w:t xml:space="preserve"> : </w:t>
-      </w:r>
-      <w:r>
-        <w:t>Tool Use</w:t>
-      </w:r>
+    </w:p>
+    <w:p>
+      <w:pPr>
+        <w:spacing w:after="200"/>
+      </w:pPr>
     </w:p>
     <w:p>
       <w:pPr>
         <w:pStyle w:val="Titre3"/>
         <w:spacing w:after="200"/>
       </w:pPr>
-    </w:p>
-    <w:p>
-      <w:pPr>
-        <w:pStyle w:val="Titre3"/>
-        <w:spacing w:after="200"/>
-      </w:pPr>
-      <w:r>
-        <w:t>LLM classique vs Agent</w:t>
-      </w:r>
-    </w:p>
-    <w:p>
-      <w:pPr>
-        <w:pStyle w:val="Titre3"/>
-        <w:spacing w:after="200"/>
-      </w:pPr>
-    </w:p>
-    <w:p>
-      <w:pPr>
-        <w:spacing w:after="120"/>
-      </w:pPr>
-      <w:r>
-        <w:t xml:space="preserve">Un </w:t>
-      </w:r>
-      <w:r>
-        <w:rPr>
-          <w:i/>
-          <w:iCs/>
-        </w:rPr>
-        <w:t>agent</w:t>
-      </w:r>
-      <w:r>
-        <w:t xml:space="preserve"> est un LLM capable de </w:t>
-      </w:r>
-      <w:r>
-        <w:t>décider quelles actions effectuer et d'utiliser les résultats</w:t>
-      </w:r>
-      <w:r>
-        <w:t xml:space="preserve"> pour construire sa réponse</w:t>
-      </w:r>
-      <w:r>
-        <w:t>. C’est bien moins passif, et ne prend plus le risque d’inventer une réponse par défaut.</w:t>
-      </w:r>
-    </w:p>
-    <w:p>
-      <w:pPr>
-        <w:spacing w:after="200"/>
-      </w:pPr>
-      <w:r>
-        <w:t xml:space="preserve"> </w:t>
-      </w:r>
-    </w:p>
-    <w:p>
-      <w:pPr>
-        <w:spacing w:after="200"/>
-      </w:pPr>
-    </w:p>
-    <w:p>
-      <w:pPr>
-        <w:spacing w:after="200"/>
-      </w:pPr>
-    </w:p>
-    <w:p>
-      <w:pPr>
-        <w:spacing w:after="200"/>
-      </w:pPr>
-    </w:p>
-    <w:p>
-      <w:pPr>
-        <w:pStyle w:val="Titre3"/>
-        <w:spacing w:after="200"/>
-      </w:pPr>
+      <w:bookmarkStart w:id="27" w:name="_Toc230612921"/>
       <w:r>
         <w:lastRenderedPageBreak/>
         <w:t xml:space="preserve">Pourquoi abandonner le classificateur </w:t>
@@ -7601,7 +10877,11 @@
       </w:r>
       <w:proofErr w:type="spellEnd"/>
       <w:r>
-        <w:t xml:space="preserve"> ? </w:t>
+        <w:t> ?</w:t>
+      </w:r>
+      <w:bookmarkEnd w:id="27"/>
+      <w:r>
+        <w:t xml:space="preserve"> </w:t>
       </w:r>
     </w:p>
     <w:p>
@@ -8525,6 +11805,7 @@
         <w:pStyle w:val="Titre3"/>
         <w:spacing w:after="200"/>
       </w:pPr>
+      <w:bookmarkStart w:id="28" w:name="_Toc230612922"/>
       <w:r>
         <w:lastRenderedPageBreak/>
         <w:t xml:space="preserve">Concept clé : </w:t>
@@ -8535,6 +11816,7 @@
       <w:r>
         <w:t xml:space="preserve"> n'exécute jamais les outils</w:t>
       </w:r>
+      <w:bookmarkEnd w:id="28"/>
     </w:p>
     <w:p>
       <w:pPr>
@@ -8635,13 +11917,11 @@
     <w:p>
       <w:pPr>
         <w:pStyle w:val="Titre2"/>
-        <w:spacing w:after="200"/>
-      </w:pPr>
-      <w:r>
-        <w:t>8</w:t>
-      </w:r>
-      <w:r>
-        <w:t xml:space="preserve">. Les </w:t>
+        <w:jc w:val="center"/>
+      </w:pPr>
+      <w:bookmarkStart w:id="29" w:name="_Toc230612923"/>
+      <w:r>
+        <w:t xml:space="preserve">8. Les </w:t>
       </w:r>
       <w:proofErr w:type="spellStart"/>
       <w:r>
@@ -8649,11 +11929,9 @@
       </w:r>
       <w:proofErr w:type="spellEnd"/>
       <w:r>
-        <w:t xml:space="preserve"> disponibles</w:t>
-      </w:r>
-      <w:r>
-        <w:t xml:space="preserve"> (à date)</w:t>
-      </w:r>
+        <w:t xml:space="preserve"> disponibles (à date)</w:t>
+      </w:r>
+      <w:bookmarkEnd w:id="29"/>
     </w:p>
     <w:p>
       <w:pPr>
@@ -8666,6 +11944,7 @@
         <w:pStyle w:val="Titre3"/>
         <w:spacing w:after="200"/>
       </w:pPr>
+      <w:bookmarkStart w:id="30" w:name="_Toc230612924"/>
       <w:proofErr w:type="spellStart"/>
       <w:proofErr w:type="gramStart"/>
       <w:r>
@@ -8696,6 +11975,7 @@
       <w:r>
         <w:t xml:space="preserve"> basé sur une demande utilisateur</w:t>
       </w:r>
+      <w:bookmarkEnd w:id="30"/>
     </w:p>
     <w:p>
       <w:pPr>
@@ -9453,6 +12733,7 @@
         <w:pStyle w:val="Titre3"/>
         <w:spacing w:after="200"/>
       </w:pPr>
+      <w:bookmarkStart w:id="31" w:name="_Toc230612925"/>
       <w:proofErr w:type="spellStart"/>
       <w:proofErr w:type="gramStart"/>
       <w:r>
@@ -9489,6 +12770,7 @@
       <w:r>
         <w:t xml:space="preserve"> base</w:t>
       </w:r>
+      <w:bookmarkEnd w:id="31"/>
     </w:p>
     <w:p>
       <w:pPr>
@@ -9933,6 +13215,7 @@
         <w:pStyle w:val="Titre3"/>
         <w:spacing w:after="200"/>
       </w:pPr>
+      <w:bookmarkStart w:id="32" w:name="_Toc230612926"/>
       <w:proofErr w:type="spellStart"/>
       <w:proofErr w:type="gramStart"/>
       <w:r>
@@ -9965,6 +13248,7 @@
       <w:r>
         <w:t xml:space="preserve"> par nom</w:t>
       </w:r>
+      <w:bookmarkEnd w:id="32"/>
     </w:p>
     <w:p>
       <w:pPr>
@@ -10322,6 +13606,7 @@
         <w:pStyle w:val="Titre3"/>
         <w:spacing w:after="200"/>
       </w:pPr>
+      <w:bookmarkStart w:id="33" w:name="_Toc230612927"/>
       <w:proofErr w:type="spellStart"/>
       <w:proofErr w:type="gramStart"/>
       <w:r>
@@ -10350,6 +13635,7 @@
       <w:r>
         <w:t>Détails d'un animal par ID</w:t>
       </w:r>
+      <w:bookmarkEnd w:id="33"/>
     </w:p>
     <w:p>
       <w:pPr>
@@ -10768,25 +14054,18 @@
     <w:p>
       <w:pPr>
         <w:pStyle w:val="Titre2"/>
-        <w:spacing w:after="200"/>
-      </w:pPr>
+        <w:jc w:val="center"/>
+      </w:pPr>
+      <w:bookmarkStart w:id="34" w:name="_Toc230612928"/>
       <w:r>
         <w:lastRenderedPageBreak/>
-        <w:t>9</w:t>
-      </w:r>
-      <w:r>
-        <w:t>. Le flux complet</w:t>
-      </w:r>
-      <w:r>
-        <w:t> :</w:t>
-      </w:r>
-      <w:r>
-        <w:t xml:space="preserve"> deux appels </w:t>
+        <w:t xml:space="preserve">9. Le flux complet : deux appels </w:t>
       </w:r>
       <w:proofErr w:type="spellStart"/>
       <w:r>
         <w:t>Bedrock</w:t>
       </w:r>
+      <w:bookmarkEnd w:id="34"/>
       <w:proofErr w:type="spellEnd"/>
     </w:p>
     <w:p>
@@ -13235,10 +16514,12 @@
         <w:pStyle w:val="Titre3"/>
         <w:spacing w:after="200"/>
       </w:pPr>
+      <w:bookmarkStart w:id="35" w:name="_Toc230612929"/>
       <w:r>
         <w:lastRenderedPageBreak/>
         <w:t>Pourquoi deux appels séparés ?</w:t>
       </w:r>
+      <w:bookmarkEnd w:id="35"/>
     </w:p>
     <w:p>
       <w:pPr>
@@ -13304,6 +16585,7 @@
         <w:pStyle w:val="Titre3"/>
         <w:spacing w:after="200"/>
       </w:pPr>
+      <w:bookmarkStart w:id="36" w:name="_Toc230612930"/>
       <w:r>
         <w:t>Latence totale (</w:t>
       </w:r>
@@ -13313,6 +16595,7 @@
       <w:r>
         <w:t>)</w:t>
       </w:r>
+      <w:bookmarkEnd w:id="36"/>
     </w:p>
     <w:p>
       <w:pPr>
@@ -13652,19 +16935,18 @@
     <w:p>
       <w:pPr>
         <w:pStyle w:val="Titre2"/>
-        <w:spacing w:after="200"/>
-      </w:pPr>
+        <w:jc w:val="center"/>
+      </w:pPr>
+      <w:bookmarkStart w:id="37" w:name="_Toc230612931"/>
       <w:r>
         <w:lastRenderedPageBreak/>
-        <w:t>10</w:t>
-      </w:r>
-      <w:r>
-        <w:t xml:space="preserve">. La conversation vue par </w:t>
+        <w:t xml:space="preserve">10. La conversation vue par </w:t>
       </w:r>
       <w:proofErr w:type="spellStart"/>
       <w:r>
         <w:t>Bedrock</w:t>
       </w:r>
+      <w:bookmarkEnd w:id="37"/>
       <w:proofErr w:type="spellEnd"/>
     </w:p>
     <w:p>
@@ -14955,10 +18237,7 @@
         <w:spacing w:after="120"/>
       </w:pPr>
       <w:r>
-        <w:t>Le modèle</w:t>
-      </w:r>
-      <w:r>
-        <w:t xml:space="preserve"> voit </w:t>
+        <w:t xml:space="preserve">Le modèle voit </w:t>
       </w:r>
       <w:r>
         <w:rPr>
@@ -15045,8 +18324,9 @@
     <w:p>
       <w:pPr>
         <w:pStyle w:val="Titre2"/>
-        <w:spacing w:after="200"/>
-      </w:pPr>
+        <w:jc w:val="center"/>
+      </w:pPr>
+      <w:bookmarkStart w:id="38" w:name="_Toc230612932"/>
       <w:r>
         <w:lastRenderedPageBreak/>
         <w:t>1</w:t>
@@ -15069,15 +18349,24 @@
       <w:r>
         <w:t>?</w:t>
       </w:r>
+      <w:bookmarkEnd w:id="38"/>
+    </w:p>
+    <w:p>
+      <w:pPr>
+        <w:pStyle w:val="Titre2"/>
+        <w:jc w:val="center"/>
+      </w:pPr>
     </w:p>
     <w:p>
       <w:pPr>
         <w:pStyle w:val="Titre3"/>
         <w:spacing w:after="200"/>
       </w:pPr>
+      <w:bookmarkStart w:id="39" w:name="_Toc230612933"/>
       <w:r>
         <w:t>RAG classique (pipeline fixe)</w:t>
       </w:r>
+      <w:bookmarkEnd w:id="39"/>
     </w:p>
     <w:p>
       <w:pPr>
@@ -15422,9 +18711,11 @@
         <w:pStyle w:val="Titre3"/>
         <w:spacing w:after="200"/>
       </w:pPr>
+      <w:bookmarkStart w:id="40" w:name="_Toc230612934"/>
       <w:r>
         <w:t>Agent avec Tool Use (notre implémentation)</w:t>
       </w:r>
+      <w:bookmarkEnd w:id="40"/>
     </w:p>
     <w:p>
       <w:pPr>
@@ -15792,10 +19083,11 @@
         <w:pStyle w:val="Titre3"/>
         <w:spacing w:after="200"/>
       </w:pPr>
-      <w:r>
-        <w:lastRenderedPageBreak/>
+      <w:bookmarkStart w:id="41" w:name="_Toc230612935"/>
+      <w:r>
         <w:t>Exemple concret</w:t>
       </w:r>
+      <w:bookmarkEnd w:id="41"/>
     </w:p>
     <w:p>
       <w:pPr>
@@ -16357,10 +19649,10 @@
     <w:p>
       <w:pPr>
         <w:pStyle w:val="Titre2"/>
-        <w:spacing w:after="200"/>
-      </w:pPr>
-      <w:r>
-        <w:lastRenderedPageBreak/>
+        <w:jc w:val="center"/>
+      </w:pPr>
+      <w:bookmarkStart w:id="42" w:name="_Toc230612936"/>
+      <w:r>
         <w:t>1</w:t>
       </w:r>
       <w:r>
@@ -16379,6 +19671,7 @@
       <w:r>
         <w:t>chatbot</w:t>
       </w:r>
+      <w:bookmarkEnd w:id="42"/>
       <w:proofErr w:type="spellEnd"/>
     </w:p>
     <w:p>
@@ -17010,54 +20303,90 @@
 
 <file path=word/footer1.xml><?xml version="1.0" encoding="utf-8"?>
 <w:ftr xmlns:wpc="http://schemas.microsoft.com/office/word/2010/wordprocessingCanvas" xmlns:cx="http://schemas.microsoft.com/office/drawing/2014/chartex" xmlns:cx1="http://schemas.microsoft.com/office/drawing/2015/9/8/chartex" xmlns:cx2="http://schemas.microsoft.com/office/drawing/2015/10/21/chartex" xmlns:cx3="http://schemas.microsoft.com/office/drawing/2016/5/9/chartex" xmlns:cx4="http://schemas.microsoft.com/office/drawing/2016/5/10/chartex" xmlns:cx5="http://schemas.microsoft.com/office/drawing/2016/5/11/chartex" xmlns:cx6="http://schemas.microsoft.com/office/drawing/2016/5/12/chartex" xmlns:cx7="http://schemas.microsoft.com/office/drawing/2016/5/13/chartex" xmlns:cx8="http://schemas.microsoft.com/office/drawing/2016/5/14/chartex" xmlns:mc="http://schemas.openxmlformats.org/markup-compatibility/2006" xmlns:aink="http://schemas.microsoft.com/office/drawing/2016/ink" xmlns:am3d="http://schemas.microsoft.com/office/drawing/2017/model3d" xmlns:o="urn:schemas-microsoft-com:office:office" xmlns:oel="http://schemas.microsoft.com/office/2019/extlst" xmlns:r="http://schemas.openxmlformats.org/officeDocument/2006/relationships" xmlns:m="http://schemas.openxmlformats.org/officeDocument/2006/math" xmlns:v="urn:schemas-microsoft-com:vml" xmlns:wp14="http://schemas.microsoft.com/office/word/2010/wordprocessingDrawing" xmlns:wp="http://schemas.openxmlformats.org/drawingml/2006/wordprocessingDrawing" xmlns:w10="urn:schemas-microsoft-com:office:word" xmlns:w="http://schemas.openxmlformats.org/wordprocessingml/2006/main" xmlns:w14="http://schemas.microsoft.com/office/word/2010/wordml" xmlns:w15="http://schemas.microsoft.com/office/word/2012/wordml" xmlns:w16cex="http://schemas.microsoft.com/office/word/2018/wordml/cex" xmlns:w16cid="http://schemas.microsoft.com/office/word/2016/wordml/cid" xmlns:w16="http://schemas.microsoft.com/office/word/2018/wordml" xmlns:w16du="http://schemas.microsoft.com/office/word/2023/wordml/word16du" xmlns:w16sdtdh="http://schemas.microsoft.com/office/word/2020/wordml/sdtdatahash" xmlns:w16sdtfl="http://schemas.microsoft.com/office/word/2024/wordml/sdtformatlock" xmlns:w16se="http://schemas.microsoft.com/office/word/2015/wordml/symex" xmlns:wpg="http://schemas.microsoft.com/office/word/2010/wordprocessingGroup" xmlns:wpi="http://schemas.microsoft.com/office/word/2010/wordprocessingInk" xmlns:wne="http://schemas.microsoft.com/office/word/2006/wordml" xmlns:wps="http://schemas.microsoft.com/office/word/2010/wordprocessingShape" mc:Ignorable="w14 w15 w16se w16cid w16 w16cex w16sdtdh w16sdtfl w16du wp14">
-  <w:sdt>
-    <w:sdtPr>
-      <w:id w:val="-1782708581"/>
-      <w:docPartObj>
-        <w:docPartGallery w:val="Page Numbers (Bottom of Page)"/>
-        <w:docPartUnique/>
-      </w:docPartObj>
-    </w:sdtPr>
-    <w:sdtContent>
-      <w:p>
-        <w:pPr>
-          <w:pStyle w:val="Pieddepage"/>
-          <w:jc w:val="right"/>
-        </w:pPr>
-        <w:r>
-          <w:fldChar w:fldCharType="begin"/>
-        </w:r>
-        <w:r>
-          <w:instrText>PAGE   \* MERGEFORMAT</w:instrText>
-        </w:r>
-        <w:r>
-          <w:fldChar w:fldCharType="separate"/>
-        </w:r>
-        <w:r>
-          <w:t>2</w:t>
-        </w:r>
-        <w:r>
-          <w:fldChar w:fldCharType="end"/>
-        </w:r>
-      </w:p>
-    </w:sdtContent>
-  </w:sdt>
+  <w:p>
+    <w:pPr>
+      <w:pStyle w:val="Pieddepage"/>
+      <w:rPr>
+        <w:caps/>
+        <w:color w:val="000000" w:themeColor="text1"/>
+        <w:sz w:val="22"/>
+        <w:szCs w:val="22"/>
+      </w:rPr>
+    </w:pPr>
+    <w:r>
+      <w:rPr>
+        <w:caps/>
+        <w:color w:val="000000" w:themeColor="text1"/>
+        <w:sz w:val="22"/>
+        <w:szCs w:val="22"/>
+      </w:rPr>
+      <w:t>COILLARD Thomas / NOEL Charles / VIEVILLE ETHAN</w:t>
+    </w:r>
+    <w:r>
+      <w:rPr>
+        <w:caps/>
+        <w:color w:val="000000" w:themeColor="text1"/>
+        <w:sz w:val="22"/>
+        <w:szCs w:val="22"/>
+      </w:rPr>
+      <w:tab/>
+    </w:r>
+    <w:r>
+      <w:rPr>
+        <w:caps/>
+        <w:color w:val="000000" w:themeColor="text1"/>
+        <w:sz w:val="22"/>
+        <w:szCs w:val="22"/>
+      </w:rPr>
+      <w:fldChar w:fldCharType="begin"/>
+    </w:r>
+    <w:r>
+      <w:rPr>
+        <w:caps/>
+        <w:color w:val="000000" w:themeColor="text1"/>
+        <w:sz w:val="22"/>
+        <w:szCs w:val="22"/>
+      </w:rPr>
+      <w:instrText>PAGE   \* MERGEFORMAT</w:instrText>
+    </w:r>
+    <w:r>
+      <w:rPr>
+        <w:caps/>
+        <w:color w:val="000000" w:themeColor="text1"/>
+        <w:sz w:val="22"/>
+        <w:szCs w:val="22"/>
+      </w:rPr>
+      <w:fldChar w:fldCharType="separate"/>
+    </w:r>
+    <w:r>
+      <w:rPr>
+        <w:caps/>
+        <w:color w:val="000000" w:themeColor="text1"/>
+        <w:sz w:val="22"/>
+        <w:szCs w:val="22"/>
+      </w:rPr>
+      <w:t>2</w:t>
+    </w:r>
+    <w:r>
+      <w:rPr>
+        <w:caps/>
+        <w:color w:val="000000" w:themeColor="text1"/>
+        <w:sz w:val="22"/>
+        <w:szCs w:val="22"/>
+      </w:rPr>
+      <w:fldChar w:fldCharType="end"/>
+    </w:r>
+  </w:p>
   <w:p>
     <w:pPr>
       <w:pStyle w:val="Pieddepage"/>
       <w:ind w:firstLine="708"/>
       <w:rPr>
-        <w:sz w:val="20"/>
-        <w:szCs w:val="20"/>
+        <w:color w:val="000000" w:themeColor="text1"/>
+        <w:sz w:val="22"/>
+        <w:szCs w:val="22"/>
       </w:rPr>
     </w:pPr>
-    <w:r>
-      <w:rPr>
-        <w:sz w:val="20"/>
-        <w:szCs w:val="20"/>
-      </w:rPr>
-      <w:t>Projet Annuel : COILLARD Thomas / NOEL Charles / VIEVILLE Ethan</w:t>
-    </w:r>
   </w:p>
 </w:ftr>
 </file>
@@ -17467,6 +20796,95 @@
       </w:pPr>
     </w:lvl>
   </w:abstractNum>
+  <w:abstractNum w:abstractNumId="4" w15:restartNumberingAfterBreak="0">
+    <w:nsid w:val="557E0C77"/>
+    <w:multiLevelType w:val="hybridMultilevel"/>
+    <w:tmpl w:val="D3283644"/>
+    <w:lvl w:ilvl="0" w:tplc="040C000F">
+      <w:start w:val="1"/>
+      <w:numFmt w:val="decimal"/>
+      <w:lvlText w:val="%1."/>
+      <w:lvlJc w:val="left"/>
+      <w:pPr>
+        <w:ind w:left="720" w:hanging="360"/>
+      </w:pPr>
+      <w:rPr>
+        <w:rFonts w:hint="default"/>
+      </w:rPr>
+    </w:lvl>
+    <w:lvl w:ilvl="1" w:tplc="040C0019" w:tentative="1">
+      <w:start w:val="1"/>
+      <w:numFmt w:val="lowerLetter"/>
+      <w:lvlText w:val="%2."/>
+      <w:lvlJc w:val="left"/>
+      <w:pPr>
+        <w:ind w:left="1440" w:hanging="360"/>
+      </w:pPr>
+    </w:lvl>
+    <w:lvl w:ilvl="2" w:tplc="040C001B" w:tentative="1">
+      <w:start w:val="1"/>
+      <w:numFmt w:val="lowerRoman"/>
+      <w:lvlText w:val="%3."/>
+      <w:lvlJc w:val="right"/>
+      <w:pPr>
+        <w:ind w:left="2160" w:hanging="180"/>
+      </w:pPr>
+    </w:lvl>
+    <w:lvl w:ilvl="3" w:tplc="040C000F" w:tentative="1">
+      <w:start w:val="1"/>
+      <w:numFmt w:val="decimal"/>
+      <w:lvlText w:val="%4."/>
+      <w:lvlJc w:val="left"/>
+      <w:pPr>
+        <w:ind w:left="2880" w:hanging="360"/>
+      </w:pPr>
+    </w:lvl>
+    <w:lvl w:ilvl="4" w:tplc="040C0019" w:tentative="1">
+      <w:start w:val="1"/>
+      <w:numFmt w:val="lowerLetter"/>
+      <w:lvlText w:val="%5."/>
+      <w:lvlJc w:val="left"/>
+      <w:pPr>
+        <w:ind w:left="3600" w:hanging="360"/>
+      </w:pPr>
+    </w:lvl>
+    <w:lvl w:ilvl="5" w:tplc="040C001B" w:tentative="1">
+      <w:start w:val="1"/>
+      <w:numFmt w:val="lowerRoman"/>
+      <w:lvlText w:val="%6."/>
+      <w:lvlJc w:val="right"/>
+      <w:pPr>
+        <w:ind w:left="4320" w:hanging="180"/>
+      </w:pPr>
+    </w:lvl>
+    <w:lvl w:ilvl="6" w:tplc="040C000F" w:tentative="1">
+      <w:start w:val="1"/>
+      <w:numFmt w:val="decimal"/>
+      <w:lvlText w:val="%7."/>
+      <w:lvlJc w:val="left"/>
+      <w:pPr>
+        <w:ind w:left="5040" w:hanging="360"/>
+      </w:pPr>
+    </w:lvl>
+    <w:lvl w:ilvl="7" w:tplc="040C0019" w:tentative="1">
+      <w:start w:val="1"/>
+      <w:numFmt w:val="lowerLetter"/>
+      <w:lvlText w:val="%8."/>
+      <w:lvlJc w:val="left"/>
+      <w:pPr>
+        <w:ind w:left="5760" w:hanging="360"/>
+      </w:pPr>
+    </w:lvl>
+    <w:lvl w:ilvl="8" w:tplc="040C001B" w:tentative="1">
+      <w:start w:val="1"/>
+      <w:numFmt w:val="lowerRoman"/>
+      <w:lvlText w:val="%9."/>
+      <w:lvlJc w:val="right"/>
+      <w:pPr>
+        <w:ind w:left="6480" w:hanging="180"/>
+      </w:pPr>
+    </w:lvl>
+  </w:abstractNum>
   <w:num w:numId="1" w16cid:durableId="986208563">
     <w:abstractNumId w:val="1"/>
     <w:lvlOverride w:ilvl="0">
@@ -17484,6 +20902,9 @@
   </w:num>
   <w:num w:numId="4" w16cid:durableId="1882325768">
     <w:abstractNumId w:val="0"/>
+  </w:num>
+  <w:num w:numId="5" w16cid:durableId="1253122762">
+    <w:abstractNumId w:val="4"/>
   </w:num>
 </w:numbering>
 </file>
@@ -17982,6 +21403,7 @@
   <w:style w:type="character" w:default="1" w:styleId="Policepardfaut">
     <w:name w:val="Default Paragraph Font"/>
     <w:uiPriority w:val="1"/>
+    <w:semiHidden/>
     <w:unhideWhenUsed/>
   </w:style>
   <w:style w:type="table" w:default="1" w:styleId="TableauNormal">
@@ -18107,6 +21529,67 @@
     <w:link w:val="Pieddepage"/>
     <w:uiPriority w:val="99"/>
     <w:rsid w:val="003806D3"/>
+  </w:style>
+  <w:style w:type="paragraph" w:styleId="En-ttedetabledesmatires">
+    <w:name w:val="TOC Heading"/>
+    <w:basedOn w:val="Titre1"/>
+    <w:next w:val="Normal"/>
+    <w:uiPriority w:val="39"/>
+    <w:unhideWhenUsed/>
+    <w:qFormat/>
+    <w:rsid w:val="00F515D7"/>
+    <w:pPr>
+      <w:keepNext/>
+      <w:keepLines/>
+      <w:spacing w:before="240" w:line="259" w:lineRule="auto"/>
+      <w:outlineLvl w:val="9"/>
+    </w:pPr>
+    <w:rPr>
+      <w:rFonts w:asciiTheme="majorHAnsi" w:eastAsiaTheme="majorEastAsia" w:hAnsiTheme="majorHAnsi" w:cstheme="majorBidi"/>
+      <w:b w:val="0"/>
+      <w:bCs w:val="0"/>
+      <w:color w:val="2F5496" w:themeColor="accent1" w:themeShade="BF"/>
+      <w:sz w:val="32"/>
+      <w:szCs w:val="32"/>
+    </w:rPr>
+  </w:style>
+  <w:style w:type="paragraph" w:styleId="TM1">
+    <w:name w:val="toc 1"/>
+    <w:basedOn w:val="Normal"/>
+    <w:next w:val="Normal"/>
+    <w:autoRedefine/>
+    <w:uiPriority w:val="39"/>
+    <w:unhideWhenUsed/>
+    <w:rsid w:val="00F515D7"/>
+    <w:pPr>
+      <w:spacing w:after="100"/>
+    </w:pPr>
+  </w:style>
+  <w:style w:type="paragraph" w:styleId="TM2">
+    <w:name w:val="toc 2"/>
+    <w:basedOn w:val="Normal"/>
+    <w:next w:val="Normal"/>
+    <w:autoRedefine/>
+    <w:uiPriority w:val="39"/>
+    <w:unhideWhenUsed/>
+    <w:rsid w:val="00F515D7"/>
+    <w:pPr>
+      <w:spacing w:after="100"/>
+      <w:ind w:left="240"/>
+    </w:pPr>
+  </w:style>
+  <w:style w:type="paragraph" w:styleId="TM3">
+    <w:name w:val="toc 3"/>
+    <w:basedOn w:val="Normal"/>
+    <w:next w:val="Normal"/>
+    <w:autoRedefine/>
+    <w:uiPriority w:val="39"/>
+    <w:unhideWhenUsed/>
+    <w:rsid w:val="00F515D7"/>
+    <w:pPr>
+      <w:spacing w:after="100"/>
+      <w:ind w:left="480"/>
+    </w:pPr>
   </w:style>
 </w:styles>
 </file>
